--- a/doc/詞/宋朝/歐陽修/歐陽修-玉樓春·尊前擬把歸期說.docx
+++ b/doc/詞/宋朝/歐陽修/歐陽修-玉樓春·尊前擬把歸期說.docx
@@ -1,6 +1,6 @@
 
 <file path=word/document.xml><?xml version="1.0" encoding="utf-8"?>
-<w:document xmlns:wpc="http://schemas.microsoft.com/office/word/2010/wordprocessingCanvas" xmlns:cx="http://schemas.microsoft.com/office/drawing/2014/chartex" xmlns:cx1="http://schemas.microsoft.com/office/drawing/2015/9/8/chartex" xmlns:cx2="http://schemas.microsoft.com/office/drawing/2015/10/21/chartex" xmlns:cx3="http://schemas.microsoft.com/office/drawing/2016/5/9/chartex" xmlns:cx4="http://schemas.microsoft.com/office/drawing/2016/5/10/chartex" xmlns:cx5="http://schemas.microsoft.com/office/drawing/2016/5/11/chartex" xmlns:cx6="http://schemas.microsoft.com/office/drawing/2016/5/12/chartex" xmlns:cx7="http://schemas.microsoft.com/office/drawing/2016/5/13/chartex" xmlns:cx8="http://schemas.microsoft.com/office/drawing/2016/5/14/chartex" xmlns:mc="http://schemas.openxmlformats.org/markup-compatibility/2006" xmlns:aink="http://schemas.microsoft.com/office/drawing/2016/ink" xmlns:am3d="http://schemas.microsoft.com/office/drawing/2017/model3d" xmlns:o="urn:schemas-microsoft-com:office:office" xmlns:oel="http://schemas.microsoft.com/office/2019/extlst" xmlns:r="http://schemas.openxmlformats.org/officeDocument/2006/relationships" xmlns:m="http://schemas.openxmlformats.org/officeDocument/2006/math" xmlns:v="urn:schemas-microsoft-com:vml" xmlns:wp14="http://schemas.microsoft.com/office/word/2010/wordprocessingDrawing" xmlns:wp="http://schemas.openxmlformats.org/drawingml/2006/wordprocessingDrawing" xmlns:w10="urn:schemas-microsoft-com:office:word" xmlns:w="http://schemas.openxmlformats.org/wordprocessingml/2006/main" xmlns:w14="http://schemas.microsoft.com/office/word/2010/wordml" xmlns:w15="http://schemas.microsoft.com/office/word/2012/wordml" xmlns:w16cex="http://schemas.microsoft.com/office/word/2018/wordml/cex" xmlns:w16cid="http://schemas.microsoft.com/office/word/2016/wordml/cid" xmlns:w16="http://schemas.microsoft.com/office/word/2018/wordml" xmlns:w16sdtdh="http://schemas.microsoft.com/office/word/2020/wordml/sdtdatahash" xmlns:w16se="http://schemas.microsoft.com/office/word/2015/wordml/symex" xmlns:wpg="http://schemas.microsoft.com/office/word/2010/wordprocessingGroup" xmlns:wpi="http://schemas.microsoft.com/office/word/2010/wordprocessingInk" xmlns:wne="http://schemas.microsoft.com/office/word/2006/wordml" xmlns:wps="http://schemas.microsoft.com/office/word/2010/wordprocessingShape" mc:Ignorable="w14 w15 w16se w16cid w16 w16cex w16sdtdh wp14">
+<w:document xmlns:wpc="http://schemas.microsoft.com/office/word/2010/wordprocessingCanvas" xmlns:cx="http://schemas.microsoft.com/office/drawing/2014/chartex" xmlns:cx1="http://schemas.microsoft.com/office/drawing/2015/9/8/chartex" xmlns:cx2="http://schemas.microsoft.com/office/drawing/2015/10/21/chartex" xmlns:cx3="http://schemas.microsoft.com/office/drawing/2016/5/9/chartex" xmlns:cx4="http://schemas.microsoft.com/office/drawing/2016/5/10/chartex" xmlns:cx5="http://schemas.microsoft.com/office/drawing/2016/5/11/chartex" xmlns:cx6="http://schemas.microsoft.com/office/drawing/2016/5/12/chartex" xmlns:cx7="http://schemas.microsoft.com/office/drawing/2016/5/13/chartex" xmlns:cx8="http://schemas.microsoft.com/office/drawing/2016/5/14/chartex" xmlns:mc="http://schemas.openxmlformats.org/markup-compatibility/2006" xmlns:aink="http://schemas.microsoft.com/office/drawing/2016/ink" xmlns:am3d="http://schemas.microsoft.com/office/drawing/2017/model3d" xmlns:o="urn:schemas-microsoft-com:office:office" xmlns:oel="http://schemas.microsoft.com/office/2019/extlst" xmlns:r="http://schemas.openxmlformats.org/officeDocument/2006/relationships" xmlns:m="http://schemas.openxmlformats.org/officeDocument/2006/math" xmlns:v="urn:schemas-microsoft-com:vml" xmlns:wp14="http://schemas.microsoft.com/office/word/2010/wordprocessingDrawing" xmlns:wp="http://schemas.openxmlformats.org/drawingml/2006/wordprocessingDrawing" xmlns:w10="urn:schemas-microsoft-com:office:word" xmlns:w="http://schemas.openxmlformats.org/wordprocessingml/2006/main" xmlns:w14="http://schemas.microsoft.com/office/word/2010/wordml" xmlns:w15="http://schemas.microsoft.com/office/word/2012/wordml" xmlns:w16cex="http://schemas.microsoft.com/office/word/2018/wordml/cex" xmlns:w16cid="http://schemas.microsoft.com/office/word/2016/wordml/cid" xmlns:w16="http://schemas.microsoft.com/office/word/2018/wordml" xmlns:w16du="http://schemas.microsoft.com/office/word/2023/wordml/word16du" xmlns:w16sdtdh="http://schemas.microsoft.com/office/word/2020/wordml/sdtdatahash" xmlns:w16sdtfl="http://schemas.microsoft.com/office/word/2024/wordml/sdtformatlock" xmlns:w16se="http://schemas.microsoft.com/office/word/2015/wordml/symex" xmlns:wpg="http://schemas.microsoft.com/office/word/2010/wordprocessingGroup" xmlns:wpi="http://schemas.microsoft.com/office/word/2010/wordprocessingInk" xmlns:wne="http://schemas.microsoft.com/office/word/2006/wordml" xmlns:wps="http://schemas.microsoft.com/office/word/2010/wordprocessingShape" mc:Ignorable="w14 w15 w16se w16cid w16 w16cex w16sdtdh w16sdtfl w16du wp14">
   <w:body>
     <w:p>
       <w:pPr>
@@ -10,6 +10,42 @@
           <w:sz w:val="52"/>
         </w:rPr>
       </w:pPr>
+      <w:r>
+        <w:rPr>
+          <w:rFonts w:hint="eastAsia"/>
+          <w:kern w:val="0"/>
+          <w:sz w:val="44"/>
+          <w:szCs w:val="44"/>
+        </w:rPr>
+        <w:t>歐陽修</w:t>
+      </w:r>
+      <w:r>
+        <w:rPr>
+          <w:rFonts w:hint="eastAsia"/>
+          <w:kern w:val="0"/>
+          <w:sz w:val="44"/>
+          <w:szCs w:val="44"/>
+        </w:rPr>
+        <w:t>《</w:t>
+      </w:r>
+      <w:r>
+        <w:rPr>
+          <w:rFonts w:hint="eastAsia"/>
+          <w:kern w:val="0"/>
+          <w:sz w:val="44"/>
+          <w:szCs w:val="44"/>
+        </w:rPr>
+        <w:t>玉樓春·尊前擬把歸期說</w:t>
+      </w:r>
+      <w:r>
+        <w:rPr>
+          <w:rFonts w:hint="eastAsia"/>
+          <w:kern w:val="0"/>
+          <w:sz w:val="44"/>
+          <w:szCs w:val="44"/>
+        </w:rPr>
+        <w:t>》</w:t>
+      </w:r>
       <w:r>
         <w:rPr>
           <w:rFonts w:hint="eastAsia"/>
@@ -17,42 +53,6 @@
           <w:sz w:val="48"/>
           <w:szCs w:val="48"/>
         </w:rPr>
-        <w:t>歐陽修</w:t>
-      </w:r>
-      <w:r>
-        <w:rPr>
-          <w:rFonts w:hint="eastAsia"/>
-          <w:kern w:val="0"/>
-          <w:sz w:val="48"/>
-          <w:szCs w:val="48"/>
-        </w:rPr>
-        <w:t>《</w:t>
-      </w:r>
-      <w:r>
-        <w:rPr>
-          <w:rFonts w:hint="eastAsia"/>
-          <w:kern w:val="0"/>
-          <w:sz w:val="48"/>
-          <w:szCs w:val="48"/>
-        </w:rPr>
-        <w:t>玉樓春·尊前擬把歸期說</w:t>
-      </w:r>
-      <w:r>
-        <w:rPr>
-          <w:rFonts w:hint="eastAsia"/>
-          <w:kern w:val="0"/>
-          <w:sz w:val="48"/>
-          <w:szCs w:val="48"/>
-        </w:rPr>
-        <w:t>》</w:t>
-      </w:r>
-      <w:r>
-        <w:rPr>
-          <w:rFonts w:hint="eastAsia"/>
-          <w:kern w:val="0"/>
-          <w:sz w:val="48"/>
-          <w:szCs w:val="48"/>
-        </w:rPr>
         <w:t xml:space="preserve"> </w:t>
       </w:r>
       <w:r>
@@ -86,19 +86,19 @@
           <w:sz w:val="32"/>
           <w:szCs w:val="32"/>
         </w:rPr>
-        <w:t>尊前擬把歸期說，欲</w:t>
-      </w:r>
-      <w:proofErr w:type="gramStart"/>
-      <w:r>
-        <w:rPr>
-          <w:rFonts w:hint="eastAsia"/>
+        <w:t>尊前擬把歸期說，欲語春容先慘咽。人生自是有情痴，此恨不關風與月。</w:t>
+      </w:r>
+    </w:p>
+    <w:p>
+      <w:pPr>
+        <w:spacing w:after="0" w:line="480" w:lineRule="exact"/>
+        <w:ind w:left="0" w:right="0" w:firstLine="0"/>
+        <w:rPr>
           <w:color w:val="0F0F0F"/>
           <w:sz w:val="32"/>
           <w:szCs w:val="32"/>
         </w:rPr>
-        <w:t>語春容先慘咽</w:t>
-      </w:r>
-      <w:proofErr w:type="gramEnd"/>
+      </w:pPr>
       <w:r>
         <w:rPr>
           <w:rFonts w:hint="eastAsia"/>
@@ -106,98 +106,7 @@
           <w:sz w:val="32"/>
           <w:szCs w:val="32"/>
         </w:rPr>
-        <w:t>。人生自是有情痴，此恨不關風與月。</w:t>
-      </w:r>
-    </w:p>
-    <w:p>
-      <w:pPr>
-        <w:spacing w:after="0" w:line="480" w:lineRule="exact"/>
-        <w:ind w:left="0" w:right="0" w:firstLine="0"/>
-        <w:rPr>
-          <w:color w:val="0F0F0F"/>
-          <w:sz w:val="32"/>
-          <w:szCs w:val="32"/>
-        </w:rPr>
-      </w:pPr>
-      <w:proofErr w:type="gramStart"/>
-      <w:r>
-        <w:rPr>
-          <w:rFonts w:hint="eastAsia"/>
-          <w:color w:val="0F0F0F"/>
-          <w:sz w:val="32"/>
-          <w:szCs w:val="32"/>
-        </w:rPr>
-        <w:t>離歌且莫翻新闋</w:t>
-      </w:r>
-      <w:proofErr w:type="gramEnd"/>
-      <w:r>
-        <w:rPr>
-          <w:rFonts w:hint="eastAsia"/>
-          <w:color w:val="0F0F0F"/>
-          <w:sz w:val="32"/>
-          <w:szCs w:val="32"/>
-        </w:rPr>
-        <w:t>，一曲能</w:t>
-      </w:r>
-      <w:proofErr w:type="gramStart"/>
-      <w:r>
-        <w:rPr>
-          <w:rFonts w:hint="eastAsia"/>
-          <w:color w:val="0F0F0F"/>
-          <w:sz w:val="32"/>
-          <w:szCs w:val="32"/>
-        </w:rPr>
-        <w:t>教腸寸結</w:t>
-      </w:r>
-      <w:proofErr w:type="gramEnd"/>
-      <w:r>
-        <w:rPr>
-          <w:rFonts w:hint="eastAsia"/>
-          <w:color w:val="0F0F0F"/>
-          <w:sz w:val="32"/>
-          <w:szCs w:val="32"/>
-        </w:rPr>
-        <w:t>。</w:t>
-      </w:r>
-      <w:proofErr w:type="gramStart"/>
-      <w:r>
-        <w:rPr>
-          <w:rFonts w:hint="eastAsia"/>
-          <w:color w:val="0F0F0F"/>
-          <w:sz w:val="32"/>
-          <w:szCs w:val="32"/>
-        </w:rPr>
-        <w:t>直須看</w:t>
-      </w:r>
-      <w:proofErr w:type="gramEnd"/>
-      <w:r>
-        <w:rPr>
-          <w:rFonts w:hint="eastAsia"/>
-          <w:color w:val="0F0F0F"/>
-          <w:sz w:val="32"/>
-          <w:szCs w:val="32"/>
-        </w:rPr>
-        <w:t>盡洛城花，</w:t>
-      </w:r>
-      <w:proofErr w:type="gramStart"/>
-      <w:r>
-        <w:rPr>
-          <w:rFonts w:hint="eastAsia"/>
-          <w:color w:val="0F0F0F"/>
-          <w:sz w:val="32"/>
-          <w:szCs w:val="32"/>
-        </w:rPr>
-        <w:t>始共春風</w:t>
-      </w:r>
-      <w:proofErr w:type="gramEnd"/>
-      <w:r>
-        <w:rPr>
-          <w:rFonts w:hint="eastAsia"/>
-          <w:color w:val="0F0F0F"/>
-          <w:sz w:val="32"/>
-          <w:szCs w:val="32"/>
-        </w:rPr>
-        <w:t>容易別。</w:t>
+        <w:t>離歌且莫翻新闋，一曲能教腸寸結。直須看盡洛城花，始共春風容易別。</w:t>
       </w:r>
     </w:p>
     <w:p>
@@ -216,278 +125,40 @@
     </w:p>
     <w:p>
       <w:pPr>
-        <w:spacing w:after="0" w:line="400" w:lineRule="exact"/>
+        <w:spacing w:after="0" w:line="440" w:lineRule="exact"/>
         <w:ind w:left="0" w:right="0" w:firstLine="0"/>
+        <w:jc w:val="both"/>
         <w:rPr>
           <w:spacing w:val="-4"/>
           <w:szCs w:val="28"/>
         </w:rPr>
       </w:pPr>
-      <w:proofErr w:type="gramStart"/>
       <w:r>
         <w:rPr>
           <w:rFonts w:hint="eastAsia"/>
           <w:spacing w:val="-4"/>
           <w:szCs w:val="28"/>
         </w:rPr>
-        <w:t>一樽</w:t>
-      </w:r>
-      <w:proofErr w:type="gramEnd"/>
-      <w:r>
-        <w:rPr>
-          <w:rFonts w:hint="eastAsia"/>
-          <w:spacing w:val="-4"/>
-          <w:szCs w:val="28"/>
-        </w:rPr>
-        <w:t>清酒在前，話未說、口未開，她憑第六感已知道，情郎將遠行，</w:t>
-      </w:r>
-      <w:proofErr w:type="gramStart"/>
-      <w:r>
-        <w:rPr>
-          <w:rFonts w:hint="eastAsia"/>
-          <w:spacing w:val="-4"/>
-          <w:szCs w:val="28"/>
-        </w:rPr>
-        <w:t>便慘咽</w:t>
-      </w:r>
-      <w:proofErr w:type="gramEnd"/>
-      <w:r>
-        <w:rPr>
-          <w:rFonts w:hint="eastAsia"/>
-          <w:spacing w:val="-4"/>
-          <w:szCs w:val="28"/>
-        </w:rPr>
-        <w:t>起來。</w:t>
+        <w:t>在美酒當前的酒席上，我本想開口說出歸期，然而話還沒出口，看到春天那淒清淒美的容顏，聲音便先哽咽了，再也說不下去。人世間本來就是這樣，多情的人總是為情癡迷、為情所苦，這份離別的深恨、內心的哀愁，實在與清風明月無關，全都是因為深情難捨。</w:t>
       </w:r>
     </w:p>
     <w:p>
       <w:pPr>
-        <w:spacing w:after="0" w:line="400" w:lineRule="exact"/>
+        <w:spacing w:beforeLines="50" w:before="120" w:after="0" w:line="440" w:lineRule="exact"/>
         <w:ind w:left="0" w:right="0" w:firstLine="0"/>
-        <w:rPr>
+        <w:jc w:val="both"/>
+        <w:rPr>
+          <w:spacing w:val="-12"/>
+          <w:szCs w:val="28"/>
+        </w:rPr>
+      </w:pPr>
+      <w:r>
+        <w:rPr>
+          <w:rFonts w:hint="eastAsia"/>
           <w:spacing w:val="-4"/>
           <w:szCs w:val="28"/>
         </w:rPr>
-      </w:pPr>
-      <w:r>
-        <w:rPr>
-          <w:rFonts w:hint="eastAsia"/>
-          <w:spacing w:val="-4"/>
-          <w:szCs w:val="28"/>
-        </w:rPr>
-        <w:t>人，生而有情。離恨綿綿</w:t>
-      </w:r>
-      <w:proofErr w:type="gramStart"/>
-      <w:r>
-        <w:rPr>
-          <w:rFonts w:hint="eastAsia"/>
-          <w:spacing w:val="-4"/>
-          <w:szCs w:val="28"/>
-        </w:rPr>
-        <w:t>情難剪</w:t>
-      </w:r>
-      <w:proofErr w:type="gramEnd"/>
-      <w:r>
-        <w:rPr>
-          <w:rFonts w:hint="eastAsia"/>
-          <w:spacing w:val="-4"/>
-          <w:szCs w:val="28"/>
-        </w:rPr>
-        <w:t>。此恨，不因春風吹來的感觸而生，</w:t>
-      </w:r>
-      <w:proofErr w:type="gramStart"/>
-      <w:r>
-        <w:rPr>
-          <w:rFonts w:hint="eastAsia"/>
-          <w:spacing w:val="-4"/>
-          <w:szCs w:val="28"/>
-        </w:rPr>
-        <w:t>不因秋月</w:t>
-      </w:r>
-      <w:proofErr w:type="gramEnd"/>
-      <w:r>
-        <w:rPr>
-          <w:rFonts w:hint="eastAsia"/>
-          <w:spacing w:val="-4"/>
-          <w:szCs w:val="28"/>
-        </w:rPr>
-        <w:t>清照的</w:t>
-      </w:r>
-      <w:proofErr w:type="gramStart"/>
-      <w:r>
-        <w:rPr>
-          <w:rFonts w:hint="eastAsia"/>
-          <w:spacing w:val="-4"/>
-          <w:szCs w:val="28"/>
-        </w:rPr>
-        <w:t>孤愁而</w:t>
-      </w:r>
-      <w:proofErr w:type="gramEnd"/>
-      <w:r>
-        <w:rPr>
-          <w:rFonts w:hint="eastAsia"/>
-          <w:spacing w:val="-4"/>
-          <w:szCs w:val="28"/>
-        </w:rPr>
-        <w:t>起，而是因為行將離別啊</w:t>
-      </w:r>
-      <w:r>
-        <w:rPr>
-          <w:rFonts w:hint="eastAsia"/>
-          <w:spacing w:val="-4"/>
-          <w:szCs w:val="28"/>
-        </w:rPr>
-        <w:t>！</w:t>
-      </w:r>
-    </w:p>
-    <w:p>
-      <w:pPr>
-        <w:spacing w:after="0" w:line="400" w:lineRule="exact"/>
-        <w:ind w:left="0" w:right="0" w:firstLine="0"/>
-        <w:rPr>
-          <w:spacing w:val="-4"/>
-          <w:szCs w:val="28"/>
-        </w:rPr>
-      </w:pPr>
-      <w:r>
-        <w:rPr>
-          <w:rFonts w:hint="eastAsia"/>
-          <w:spacing w:val="-4"/>
-          <w:szCs w:val="28"/>
-        </w:rPr>
-        <w:t>離別的歌不需要再</w:t>
-      </w:r>
-      <w:proofErr w:type="gramStart"/>
-      <w:r>
-        <w:rPr>
-          <w:rFonts w:hint="eastAsia"/>
-          <w:spacing w:val="-4"/>
-          <w:szCs w:val="28"/>
-        </w:rPr>
-        <w:t>翻新曲了</w:t>
-      </w:r>
-      <w:proofErr w:type="gramEnd"/>
-      <w:r>
-        <w:rPr>
-          <w:rFonts w:hint="eastAsia"/>
-          <w:spacing w:val="-4"/>
-          <w:szCs w:val="28"/>
-        </w:rPr>
-        <w:t>，只要一曲就足以</w:t>
-      </w:r>
-      <w:proofErr w:type="gramStart"/>
-      <w:r>
-        <w:rPr>
-          <w:rFonts w:hint="eastAsia"/>
-          <w:spacing w:val="-4"/>
-          <w:szCs w:val="28"/>
-        </w:rPr>
-        <w:t>令人痛斷肝腸</w:t>
-      </w:r>
-      <w:proofErr w:type="gramEnd"/>
-      <w:r>
-        <w:rPr>
-          <w:rFonts w:hint="eastAsia"/>
-          <w:spacing w:val="-4"/>
-          <w:szCs w:val="28"/>
-        </w:rPr>
-        <w:t>了</w:t>
-      </w:r>
-      <w:r>
-        <w:rPr>
-          <w:rFonts w:hint="eastAsia"/>
-          <w:spacing w:val="-4"/>
-          <w:szCs w:val="28"/>
-        </w:rPr>
-        <w:t>！</w:t>
-      </w:r>
-    </w:p>
-    <w:p>
-      <w:pPr>
-        <w:spacing w:after="0" w:line="400" w:lineRule="exact"/>
-        <w:ind w:left="0" w:right="0" w:firstLine="0"/>
-        <w:rPr>
-          <w:spacing w:val="-12"/>
-          <w:szCs w:val="28"/>
-        </w:rPr>
-      </w:pPr>
-      <w:r>
-        <w:rPr>
-          <w:rFonts w:hint="eastAsia"/>
-          <w:spacing w:val="-12"/>
-          <w:szCs w:val="28"/>
-        </w:rPr>
-        <w:t>聚散匆匆，歡</w:t>
-      </w:r>
-      <w:proofErr w:type="gramStart"/>
-      <w:r>
-        <w:rPr>
-          <w:rFonts w:hint="eastAsia"/>
-          <w:spacing w:val="-12"/>
-          <w:szCs w:val="28"/>
-        </w:rPr>
-        <w:t>情太暫</w:t>
-      </w:r>
-      <w:proofErr w:type="gramEnd"/>
-      <w:r>
-        <w:rPr>
-          <w:rFonts w:hint="eastAsia"/>
-          <w:spacing w:val="-12"/>
-          <w:szCs w:val="28"/>
-        </w:rPr>
-        <w:t>。未來的日子，</w:t>
-      </w:r>
-      <w:proofErr w:type="gramStart"/>
-      <w:r>
-        <w:rPr>
-          <w:rFonts w:hint="eastAsia"/>
-          <w:spacing w:val="-12"/>
-          <w:szCs w:val="28"/>
-        </w:rPr>
-        <w:t>將滿是愁苦</w:t>
-      </w:r>
-      <w:proofErr w:type="gramEnd"/>
-      <w:r>
-        <w:rPr>
-          <w:rFonts w:hint="eastAsia"/>
-          <w:spacing w:val="-12"/>
-          <w:szCs w:val="28"/>
-        </w:rPr>
-        <w:t>思念；既然如此，不如趁這短促光景，看遍</w:t>
-      </w:r>
-      <w:proofErr w:type="gramStart"/>
-      <w:r>
-        <w:rPr>
-          <w:rFonts w:hint="eastAsia"/>
-          <w:spacing w:val="-12"/>
-          <w:szCs w:val="28"/>
-        </w:rPr>
-        <w:t>洛陽城花</w:t>
-      </w:r>
-      <w:proofErr w:type="gramEnd"/>
-      <w:r>
-        <w:rPr>
-          <w:rFonts w:hint="eastAsia"/>
-          <w:spacing w:val="-12"/>
-          <w:szCs w:val="28"/>
-        </w:rPr>
-        <w:t>，盡情珍惜享受這最後的歡愉，</w:t>
-      </w:r>
-      <w:r>
-        <w:rPr>
-          <w:rFonts w:hint="eastAsia"/>
-          <w:spacing w:val="-12"/>
-          <w:szCs w:val="28"/>
-        </w:rPr>
-        <w:t>等到</w:t>
-      </w:r>
-      <w:r>
-        <w:rPr>
-          <w:rFonts w:hint="eastAsia"/>
-          <w:spacing w:val="-12"/>
-          <w:szCs w:val="28"/>
-        </w:rPr>
-        <w:t>花季完結，便是與春風灑脫話別的時候了。</w:t>
+        <w:t>離別的歌闋啊，請先不要唱那剛譜好的新曲；只要聽上一曲，就能讓人肝腸寸斷。我們一定要看盡洛陽城裡那盛開的百花，等到繁華看盡、春光將盡時，才能與春風輕輕鬆鬆、無牽無掛地道別。</w:t>
       </w:r>
     </w:p>
     <w:p>
@@ -515,8 +186,9 @@
           <w:ilvl w:val="0"/>
           <w:numId w:val="18"/>
         </w:numPr>
-        <w:spacing w:after="0" w:line="400" w:lineRule="exact"/>
-        <w:ind w:leftChars="0" w:right="0"/>
+        <w:spacing w:after="0" w:line="440" w:lineRule="exact"/>
+        <w:ind w:leftChars="0" w:left="284" w:right="0" w:hanging="284"/>
+        <w:jc w:val="both"/>
         <w:rPr>
           <w:color w:val="0F0F0F"/>
           <w:szCs w:val="28"/>
@@ -554,52 +226,52 @@
         </w:rPr>
         <w:t>，</w:t>
       </w:r>
-      <w:proofErr w:type="gramStart"/>
-      <w:r>
-        <w:rPr>
-          <w:rFonts w:hint="eastAsia"/>
+      <w:r>
+        <w:rPr>
           <w:color w:val="0F0F0F"/>
           <w:szCs w:val="28"/>
         </w:rPr>
-        <w:t>雙調五十六</w:t>
-      </w:r>
-      <w:proofErr w:type="gramEnd"/>
-      <w:r>
-        <w:rPr>
-          <w:rFonts w:hint="eastAsia"/>
+        <w:t>此調源自</w:t>
+      </w:r>
+      <w:r>
+        <w:rPr>
           <w:color w:val="0F0F0F"/>
           <w:szCs w:val="28"/>
-        </w:rPr>
-        <w:t>字，上下</w:t>
-      </w:r>
-      <w:proofErr w:type="gramStart"/>
+          <w:u w:val="single"/>
+        </w:rPr>
+        <w:t>唐代</w:t>
+      </w:r>
       <w:r>
         <w:rPr>
           <w:rFonts w:hint="eastAsia"/>
           <w:color w:val="0F0F0F"/>
           <w:szCs w:val="28"/>
         </w:rPr>
-        <w:t>闋</w:t>
-      </w:r>
-      <w:proofErr w:type="gramEnd"/>
-      <w:r>
-        <w:rPr>
-          <w:rFonts w:hint="eastAsia"/>
+        <w:t xml:space="preserve"> </w:t>
+      </w:r>
+      <w:r>
+        <w:rPr>
           <w:color w:val="0F0F0F"/>
           <w:szCs w:val="28"/>
-        </w:rPr>
-        <w:t>各四句，三</w:t>
-      </w:r>
-      <w:proofErr w:type="gramStart"/>
-      <w:r>
-        <w:rPr>
-          <w:rFonts w:hint="eastAsia"/>
+          <w:u w:val="single"/>
+        </w:rPr>
+        <w:t>溫庭筠</w:t>
+      </w:r>
+      <w:r>
+        <w:rPr>
           <w:color w:val="0F0F0F"/>
           <w:szCs w:val="28"/>
         </w:rPr>
-        <w:t>仄韻。</w:t>
-      </w:r>
-      <w:proofErr w:type="gramEnd"/>
+        <w:t>曲</w:t>
+      </w:r>
+      <w:r>
+        <w:rPr>
+          <w:rFonts w:hint="eastAsia"/>
+          <w:color w:val="0F0F0F"/>
+          <w:szCs w:val="28"/>
+        </w:rPr>
+        <w:t>。</w:t>
+      </w:r>
     </w:p>
     <w:p>
       <w:pPr>
@@ -608,8 +280,9 @@
           <w:ilvl w:val="0"/>
           <w:numId w:val="18"/>
         </w:numPr>
-        <w:spacing w:after="0" w:line="400" w:lineRule="exact"/>
-        <w:ind w:leftChars="0" w:right="0"/>
+        <w:spacing w:after="0" w:line="440" w:lineRule="exact"/>
+        <w:ind w:leftChars="0" w:left="284" w:right="0" w:hanging="284"/>
+        <w:jc w:val="both"/>
         <w:rPr>
           <w:color w:val="0F0F0F"/>
           <w:szCs w:val="28"/>
@@ -621,25 +294,14 @@
           <w:color w:val="0F0F0F"/>
           <w:szCs w:val="28"/>
         </w:rPr>
-        <w:t>尊前：即</w:t>
-      </w:r>
-      <w:proofErr w:type="gramStart"/>
-      <w:r>
-        <w:rPr>
-          <w:rFonts w:hint="eastAsia"/>
+        <w:t>尊前：</w:t>
+      </w:r>
+      <w:r>
+        <w:rPr>
           <w:color w:val="0F0F0F"/>
           <w:szCs w:val="28"/>
         </w:rPr>
-        <w:t>樽</w:t>
-      </w:r>
-      <w:proofErr w:type="gramEnd"/>
-      <w:r>
-        <w:rPr>
-          <w:rFonts w:hint="eastAsia"/>
-          <w:color w:val="0F0F0F"/>
-          <w:szCs w:val="28"/>
-        </w:rPr>
-        <w:t>前，餞行的酒席前。</w:t>
+        <w:t>指酒杯之前，即宴席酒桌之上。「尊」同「樽」，酒器。</w:t>
       </w:r>
     </w:p>
     <w:p>
@@ -649,30 +311,29 @@
           <w:ilvl w:val="0"/>
           <w:numId w:val="18"/>
         </w:numPr>
-        <w:spacing w:after="0" w:line="400" w:lineRule="exact"/>
-        <w:ind w:leftChars="0" w:right="0"/>
-        <w:rPr>
+        <w:spacing w:after="0" w:line="440" w:lineRule="exact"/>
+        <w:ind w:leftChars="0" w:left="284" w:right="0" w:hanging="284"/>
+        <w:jc w:val="both"/>
+        <w:rPr>
+          <w:rFonts w:hint="eastAsia"/>
           <w:color w:val="0F0F0F"/>
           <w:szCs w:val="28"/>
         </w:rPr>
       </w:pPr>
-      <w:proofErr w:type="gramStart"/>
       <w:r>
         <w:rPr>
           <w:rFonts w:hint="eastAsia"/>
           <w:color w:val="0F0F0F"/>
           <w:szCs w:val="28"/>
         </w:rPr>
-        <w:t>春容</w:t>
-      </w:r>
-      <w:proofErr w:type="gramEnd"/>
-      <w:r>
-        <w:rPr>
-          <w:rFonts w:hint="eastAsia"/>
+        <w:t>春容：</w:t>
+      </w:r>
+      <w:r>
+        <w:rPr>
           <w:color w:val="0F0F0F"/>
           <w:szCs w:val="28"/>
         </w:rPr>
-        <w:t>：如春風嫵媚的</w:t>
+        <w:t>春天的景色與容貌</w:t>
       </w:r>
       <w:r>
         <w:rPr>
@@ -680,113 +341,7 @@
           <w:color w:val="0F0F0F"/>
           <w:szCs w:val="28"/>
         </w:rPr>
-        <w:t>容</w:t>
-      </w:r>
-      <w:r>
-        <w:rPr>
-          <w:rFonts w:hint="eastAsia"/>
-          <w:color w:val="0F0F0F"/>
-          <w:szCs w:val="28"/>
-        </w:rPr>
-        <w:t>顏。此指別離的佳人。</w:t>
-      </w:r>
-    </w:p>
-    <w:p>
-      <w:pPr>
-        <w:pStyle w:val="aa"/>
-        <w:spacing w:after="0" w:line="400" w:lineRule="exact"/>
-        <w:ind w:leftChars="0" w:right="0" w:firstLine="0"/>
-        <w:rPr>
-          <w:rFonts w:hint="eastAsia"/>
-          <w:color w:val="0F0F0F"/>
-          <w:szCs w:val="28"/>
-        </w:rPr>
-      </w:pPr>
-      <w:proofErr w:type="gramStart"/>
-      <w:r>
-        <w:rPr>
-          <w:rFonts w:hint="eastAsia"/>
-          <w:color w:val="0F0F0F"/>
-          <w:szCs w:val="28"/>
-        </w:rPr>
-        <w:t>嫵</w:t>
-      </w:r>
-      <w:proofErr w:type="gramEnd"/>
-      <w:r>
-        <w:rPr>
-          <w:rFonts w:hint="eastAsia"/>
-          <w:color w:val="0F0F0F"/>
-          <w:szCs w:val="28"/>
-        </w:rPr>
-        <w:t>(</w:t>
-      </w:r>
-      <w:proofErr w:type="gramStart"/>
-      <w:r>
-        <w:rPr>
-          <w:rFonts w:hint="eastAsia"/>
-          <w:color w:val="FF0000"/>
-          <w:sz w:val="16"/>
-          <w:szCs w:val="16"/>
-        </w:rPr>
-        <w:t>ㄨ</w:t>
-      </w:r>
-      <w:r>
-        <w:rPr>
-          <w:rFonts w:hint="eastAsia"/>
-          <w:color w:val="FF0000"/>
-          <w:sz w:val="16"/>
-          <w:szCs w:val="16"/>
-        </w:rPr>
-        <w:t>ˇ</w:t>
-      </w:r>
-      <w:proofErr w:type="gramEnd"/>
-      <w:r>
-        <w:rPr>
-          <w:rFonts w:hint="eastAsia"/>
-          <w:color w:val="0F0F0F"/>
-          <w:szCs w:val="28"/>
-        </w:rPr>
-        <w:t>)</w:t>
-      </w:r>
-      <w:r>
-        <w:rPr>
-          <w:rFonts w:hint="eastAsia"/>
-          <w:color w:val="0F0F0F"/>
-          <w:szCs w:val="28"/>
-        </w:rPr>
-        <w:t>媚</w:t>
-      </w:r>
-      <w:r>
-        <w:rPr>
-          <w:rFonts w:hint="eastAsia"/>
-          <w:color w:val="0F0F0F"/>
-          <w:szCs w:val="28"/>
-        </w:rPr>
-        <w:t>：</w:t>
-      </w:r>
-      <w:r>
-        <w:rPr>
-          <w:rFonts w:hint="eastAsia"/>
-          <w:color w:val="0F0F0F"/>
-          <w:szCs w:val="28"/>
-        </w:rPr>
-        <w:t>形容女子姿態嬌美可愛的樣子</w:t>
-      </w:r>
-      <w:r>
-        <w:rPr>
-          <w:rFonts w:hint="eastAsia"/>
-          <w:color w:val="0F0F0F"/>
-          <w:szCs w:val="28"/>
-        </w:rPr>
-        <w:t>；</w:t>
-      </w:r>
-      <w:r>
-        <w:rPr>
-          <w:rFonts w:hint="eastAsia"/>
-          <w:color w:val="0F0F0F"/>
-          <w:szCs w:val="28"/>
-        </w:rPr>
-        <w:t>形容景致優美動人。</w:t>
+        <w:t>。此指別離的佳人。</w:t>
       </w:r>
     </w:p>
     <w:p>
@@ -796,30 +351,28 @@
           <w:ilvl w:val="0"/>
           <w:numId w:val="18"/>
         </w:numPr>
-        <w:spacing w:after="0" w:line="400" w:lineRule="exact"/>
-        <w:ind w:leftChars="0" w:right="0"/>
+        <w:spacing w:after="0" w:line="440" w:lineRule="exact"/>
+        <w:ind w:leftChars="0" w:left="284" w:right="0" w:hanging="284"/>
+        <w:jc w:val="both"/>
         <w:rPr>
           <w:color w:val="0F0F0F"/>
           <w:szCs w:val="28"/>
         </w:rPr>
       </w:pPr>
-      <w:proofErr w:type="gramStart"/>
       <w:r>
         <w:rPr>
           <w:rFonts w:hint="eastAsia"/>
           <w:color w:val="0F0F0F"/>
           <w:szCs w:val="28"/>
         </w:rPr>
-        <w:t>離歌</w:t>
-      </w:r>
-      <w:proofErr w:type="gramEnd"/>
-      <w:r>
-        <w:rPr>
-          <w:rFonts w:hint="eastAsia"/>
+        <w:t>離歌：</w:t>
+      </w:r>
+      <w:r>
+        <w:rPr>
           <w:color w:val="0F0F0F"/>
           <w:szCs w:val="28"/>
         </w:rPr>
-        <w:t>：指餞別宴前唱的流行的送別曲。</w:t>
+        <w:t>送別時唱的歌。</w:t>
       </w:r>
     </w:p>
     <w:p>
@@ -829,8 +382,9 @@
           <w:ilvl w:val="0"/>
           <w:numId w:val="18"/>
         </w:numPr>
-        <w:spacing w:after="0" w:line="400" w:lineRule="exact"/>
-        <w:ind w:leftChars="0" w:right="0"/>
+        <w:spacing w:after="0" w:line="440" w:lineRule="exact"/>
+        <w:ind w:leftChars="0" w:left="284" w:right="0" w:hanging="284"/>
+        <w:jc w:val="both"/>
         <w:rPr>
           <w:color w:val="0F0F0F"/>
           <w:szCs w:val="28"/>
@@ -842,79 +396,31 @@
           <w:color w:val="0F0F0F"/>
           <w:szCs w:val="28"/>
         </w:rPr>
-        <w:t>翻新</w:t>
-      </w:r>
-      <w:proofErr w:type="gramStart"/>
-      <w:r>
-        <w:rPr>
-          <w:rFonts w:hint="eastAsia"/>
+        <w:t>翻新闋：</w:t>
+      </w:r>
+      <w:r>
+        <w:rPr>
           <w:color w:val="0F0F0F"/>
           <w:szCs w:val="28"/>
         </w:rPr>
-        <w:t>闋</w:t>
-      </w:r>
-      <w:proofErr w:type="gramEnd"/>
+        <w:t>譜寫或演唱新的詞曲旋律。</w:t>
+      </w:r>
       <w:r>
         <w:rPr>
           <w:rFonts w:hint="eastAsia"/>
           <w:color w:val="0F0F0F"/>
           <w:szCs w:val="28"/>
         </w:rPr>
-        <w:t>：按舊</w:t>
-      </w:r>
-      <w:proofErr w:type="gramStart"/>
+        <w:t>「闋」</w:t>
+      </w:r>
       <w:r>
         <w:rPr>
           <w:rFonts w:hint="eastAsia"/>
           <w:color w:val="0F0F0F"/>
           <w:szCs w:val="28"/>
         </w:rPr>
-        <w:t>曲填新</w:t>
-      </w:r>
-      <w:proofErr w:type="gramEnd"/>
-      <w:r>
-        <w:rPr>
-          <w:rFonts w:hint="eastAsia"/>
-          <w:color w:val="0F0F0F"/>
-          <w:szCs w:val="28"/>
-        </w:rPr>
-        <w:t>詞。</w:t>
-      </w:r>
-      <w:r>
-        <w:rPr>
-          <w:rFonts w:hint="eastAsia"/>
-          <w:color w:val="0F0F0F"/>
-          <w:szCs w:val="28"/>
-        </w:rPr>
-        <w:t>「</w:t>
-      </w:r>
-      <w:proofErr w:type="gramStart"/>
-      <w:r>
-        <w:rPr>
-          <w:rFonts w:hint="eastAsia"/>
-          <w:color w:val="0F0F0F"/>
-          <w:szCs w:val="28"/>
-        </w:rPr>
-        <w:t>闋</w:t>
-      </w:r>
-      <w:proofErr w:type="gramEnd"/>
-      <w:r>
-        <w:rPr>
-          <w:rFonts w:hint="eastAsia"/>
-          <w:color w:val="0F0F0F"/>
-          <w:szCs w:val="28"/>
-        </w:rPr>
-        <w:t>」</w:t>
-      </w:r>
-      <w:r>
-        <w:rPr>
-          <w:rFonts w:hint="eastAsia"/>
-          <w:color w:val="0F0F0F"/>
-          <w:szCs w:val="28"/>
-        </w:rPr>
         <w:t>(</w:t>
       </w:r>
-      <w:proofErr w:type="gramStart"/>
       <w:r>
         <w:rPr>
           <w:rFonts w:hint="eastAsia"/>
@@ -924,7 +430,6 @@
         </w:rPr>
         <w:t>ㄑㄩㄝˋ</w:t>
       </w:r>
-      <w:proofErr w:type="gramEnd"/>
       <w:r>
         <w:rPr>
           <w:rFonts w:hint="eastAsia"/>
@@ -948,50 +453,6 @@
           <w:szCs w:val="28"/>
         </w:rPr>
         <w:t>。</w:t>
-      </w:r>
-      <w:r>
-        <w:rPr>
-          <w:rFonts w:hint="eastAsia"/>
-          <w:color w:val="0F0F0F"/>
-          <w:szCs w:val="28"/>
-        </w:rPr>
-        <w:t>「</w:t>
-      </w:r>
-      <w:proofErr w:type="gramStart"/>
-      <w:r>
-        <w:rPr>
-          <w:rFonts w:hint="eastAsia"/>
-          <w:color w:val="0F0F0F"/>
-          <w:szCs w:val="28"/>
-        </w:rPr>
-        <w:t>一闋</w:t>
-      </w:r>
-      <w:proofErr w:type="gramEnd"/>
-      <w:r>
-        <w:rPr>
-          <w:rFonts w:hint="eastAsia"/>
-          <w:color w:val="0F0F0F"/>
-          <w:szCs w:val="28"/>
-        </w:rPr>
-        <w:t>詞」指一首詞，所以當用「</w:t>
-      </w:r>
-      <w:proofErr w:type="gramStart"/>
-      <w:r>
-        <w:rPr>
-          <w:rFonts w:hint="eastAsia"/>
-          <w:color w:val="0F0F0F"/>
-          <w:szCs w:val="28"/>
-        </w:rPr>
-        <w:t>闋</w:t>
-      </w:r>
-      <w:proofErr w:type="gramEnd"/>
-      <w:r>
-        <w:rPr>
-          <w:rFonts w:hint="eastAsia"/>
-          <w:color w:val="0F0F0F"/>
-          <w:szCs w:val="28"/>
-        </w:rPr>
-        <w:t>」而非「闕」。</w:t>
       </w:r>
     </w:p>
     <w:p>
@@ -1001,24 +462,24 @@
           <w:ilvl w:val="0"/>
           <w:numId w:val="18"/>
         </w:numPr>
-        <w:spacing w:after="0" w:line="400" w:lineRule="exact"/>
-        <w:ind w:leftChars="0" w:right="0"/>
-        <w:rPr>
-          <w:sz w:val="32"/>
-          <w:szCs w:val="32"/>
-        </w:rPr>
-      </w:pPr>
-      <w:r>
-        <w:rPr>
-          <w:rFonts w:hint="eastAsia"/>
+        <w:spacing w:after="0" w:line="440" w:lineRule="exact"/>
+        <w:ind w:leftChars="0" w:left="284" w:right="0" w:hanging="284"/>
+        <w:jc w:val="both"/>
+        <w:rPr>
           <w:color w:val="0F0F0F"/>
           <w:szCs w:val="28"/>
         </w:rPr>
+      </w:pPr>
+      <w:r>
+        <w:rPr>
+          <w:rFonts w:hint="eastAsia"/>
+          <w:color w:val="0F0F0F"/>
+          <w:szCs w:val="28"/>
+        </w:rPr>
         <w:t>洛陽花：</w:t>
       </w:r>
       <w:r>
         <w:rPr>
-          <w:rFonts w:hint="eastAsia"/>
           <w:color w:val="0F0F0F"/>
           <w:szCs w:val="28"/>
         </w:rPr>
@@ -1026,7 +487,6 @@
       </w:r>
       <w:r>
         <w:rPr>
-          <w:rFonts w:hint="eastAsia"/>
           <w:color w:val="0F0F0F"/>
           <w:szCs w:val="28"/>
           <w:u w:val="single"/>
@@ -1035,19 +495,18 @@
       </w:r>
       <w:r>
         <w:rPr>
-          <w:rFonts w:hint="eastAsia"/>
           <w:color w:val="0F0F0F"/>
           <w:szCs w:val="28"/>
         </w:rPr>
-        <w:t>盛產</w:t>
-      </w:r>
-      <w:r>
-        <w:rPr>
-          <w:rFonts w:hint="eastAsia"/>
+        <w:t>盛開的名花（如牡丹）。</w:t>
+      </w:r>
+      <w:r>
+        <w:rPr>
           <w:color w:val="0F0F0F"/>
           <w:szCs w:val="28"/>
-        </w:rPr>
-        <w:t>的</w:t>
+          <w:u w:val="single"/>
+        </w:rPr>
+        <w:t>唐</w:t>
       </w:r>
       <w:r>
         <w:rPr>
@@ -1055,15 +514,37 @@
           <w:color w:val="0F0F0F"/>
           <w:szCs w:val="28"/>
         </w:rPr>
-        <w:t>牡丹</w:t>
-      </w:r>
-      <w:r>
-        <w:rPr>
-          <w:rFonts w:hint="eastAsia"/>
+        <w:t xml:space="preserve"> </w:t>
+      </w:r>
+      <w:r>
+        <w:rPr>
           <w:color w:val="0F0F0F"/>
           <w:szCs w:val="28"/>
-        </w:rPr>
-        <w:t>。</w:t>
+          <w:u w:val="single"/>
+        </w:rPr>
+        <w:t>宋</w:t>
+      </w:r>
+      <w:r>
+        <w:rPr>
+          <w:color w:val="0F0F0F"/>
+          <w:szCs w:val="28"/>
+        </w:rPr>
+        <w:t>時</w:t>
+      </w:r>
+      <w:r>
+        <w:rPr>
+          <w:color w:val="0F0F0F"/>
+          <w:szCs w:val="28"/>
+          <w:u w:val="single"/>
+        </w:rPr>
+        <w:t>洛陽</w:t>
+      </w:r>
+      <w:r>
+        <w:rPr>
+          <w:color w:val="0F0F0F"/>
+          <w:szCs w:val="28"/>
+        </w:rPr>
+        <w:t>牡丹極為著名，此處用來代指美好的春光與繁華的勝景。</w:t>
       </w:r>
     </w:p>
     <w:p>
@@ -1089,6 +570,7 @@
       <w:pPr>
         <w:spacing w:after="0" w:line="420" w:lineRule="exact"/>
         <w:ind w:left="0" w:right="0" w:firstLine="0"/>
+        <w:jc w:val="both"/>
         <w:rPr>
           <w:szCs w:val="28"/>
         </w:rPr>
@@ -1102,14 +584,6 @@
       </w:r>
       <w:r>
         <w:rPr>
-          <w:rFonts w:hint="eastAsia"/>
-          <w:szCs w:val="28"/>
-        </w:rPr>
-        <w:t>和散文的知名度相比，</w:t>
-      </w:r>
-      <w:r>
-        <w:rPr>
-          <w:rFonts w:hint="eastAsia"/>
           <w:szCs w:val="28"/>
           <w:u w:val="single"/>
         </w:rPr>
@@ -1117,737 +591,374 @@
       </w:r>
       <w:r>
         <w:rPr>
-          <w:rFonts w:hint="eastAsia"/>
-          <w:szCs w:val="28"/>
-        </w:rPr>
-        <w:t>的詞</w:t>
-      </w:r>
-      <w:r>
-        <w:rPr>
-          <w:rFonts w:hint="eastAsia"/>
+          <w:szCs w:val="28"/>
+        </w:rPr>
+        <w:t>的《玉樓春·尊前擬把歸期說》是</w:t>
+      </w:r>
+      <w:r>
+        <w:rPr>
+          <w:szCs w:val="28"/>
+          <w:u w:val="single"/>
+        </w:rPr>
+        <w:t>宋</w:t>
+      </w:r>
+      <w:r>
+        <w:rPr>
+          <w:szCs w:val="28"/>
+        </w:rPr>
+        <w:t>詞中極具代表性的離別名作。全詞不走傳統閨怨常見的繁複裝飾，而是以</w:t>
+      </w:r>
+      <w:r>
+        <w:rPr>
           <w:b/>
           <w:bCs/>
           <w:szCs w:val="28"/>
         </w:rPr>
-        <w:t>稍遜一籌</w:t>
-      </w:r>
-      <w:r>
-        <w:rPr>
-          <w:rFonts w:hint="eastAsia"/>
-          <w:szCs w:val="28"/>
-        </w:rPr>
-        <w:t>，但是他的詞大多</w:t>
-      </w:r>
-      <w:r>
-        <w:rPr>
-          <w:rFonts w:hint="eastAsia"/>
+        <w:t>白描</w:t>
+      </w:r>
+      <w:r>
+        <w:rPr>
+          <w:szCs w:val="28"/>
+        </w:rPr>
+        <w:t>手法直白傾訴，將離別的悲戚與深情的無奈刻畫得</w:t>
+      </w:r>
+      <w:r>
+        <w:rPr>
           <w:b/>
           <w:bCs/>
           <w:szCs w:val="28"/>
         </w:rPr>
-        <w:t>清新婉約</w:t>
-      </w:r>
-      <w:r>
-        <w:rPr>
-          <w:rFonts w:hint="eastAsia"/>
-          <w:szCs w:val="28"/>
-        </w:rPr>
-        <w:t>、細膩入微，</w:t>
-      </w:r>
-      <w:r>
-        <w:rPr>
-          <w:rFonts w:hint="eastAsia"/>
+        <w:t>淋漓盡致</w:t>
+      </w:r>
+      <w:r>
+        <w:rPr>
+          <w:szCs w:val="28"/>
+        </w:rPr>
+        <w:t>。</w:t>
+      </w:r>
+    </w:p>
+    <w:p>
+      <w:pPr>
+        <w:spacing w:after="0" w:line="420" w:lineRule="exact"/>
+        <w:ind w:left="0" w:right="0" w:firstLine="0"/>
+        <w:jc w:val="both"/>
+        <w:rPr>
+          <w:szCs w:val="28"/>
+        </w:rPr>
+      </w:pPr>
+      <w:r>
+        <w:rPr>
+          <w:rFonts w:hint="eastAsia"/>
+          <w:szCs w:val="28"/>
+        </w:rPr>
+        <w:t xml:space="preserve">　　</w:t>
+      </w:r>
+      <w:r>
+        <w:rPr>
+          <w:szCs w:val="28"/>
+        </w:rPr>
+        <w:t>詞的上片「尊前擬把歸期說，欲語春容先慘咽」營造了一幅極具張力的畫面。在美酒當前的餞別宴席上，友人或戀人即將各奔東西，聚會本該歡樂，卻因「歸期」的逼近而籠罩在離別的</w:t>
+      </w:r>
+      <w:r>
+        <w:rPr>
           <w:b/>
           <w:bCs/>
           <w:szCs w:val="28"/>
         </w:rPr>
-        <w:t>契合</w:t>
-      </w:r>
-      <w:r>
-        <w:rPr>
-          <w:rFonts w:hint="eastAsia"/>
-          <w:szCs w:val="28"/>
-        </w:rPr>
-        <w:t>詞的特質。《人間詞話》說：「詞之為體，</w:t>
-      </w:r>
-      <w:hyperlink r:id="rId8" w:history="1">
-        <w:r>
-          <w:rPr>
-            <w:rStyle w:val="a8"/>
-            <w:rFonts w:hint="eastAsia"/>
-            <w:b/>
-            <w:bCs/>
-            <w:szCs w:val="28"/>
-          </w:rPr>
-          <w:t>要</w:t>
-        </w:r>
-        <w:proofErr w:type="gramStart"/>
-        <w:r>
-          <w:rPr>
-            <w:rStyle w:val="a8"/>
-            <w:rFonts w:hint="eastAsia"/>
-            <w:b/>
-            <w:bCs/>
-            <w:szCs w:val="28"/>
-          </w:rPr>
-          <w:t>眇宜修</w:t>
-        </w:r>
-        <w:proofErr w:type="gramEnd"/>
-      </w:hyperlink>
-      <w:r>
-        <w:rPr>
-          <w:rFonts w:hint="eastAsia"/>
-          <w:szCs w:val="28"/>
-        </w:rPr>
-        <w:t>。」</w:t>
-      </w:r>
-      <w:r>
-        <w:rPr>
-          <w:rFonts w:hint="eastAsia"/>
-          <w:szCs w:val="28"/>
-        </w:rPr>
-        <w:t>要</w:t>
-      </w:r>
-      <w:proofErr w:type="gramStart"/>
-      <w:r>
-        <w:rPr>
-          <w:rFonts w:hint="eastAsia"/>
-          <w:szCs w:val="28"/>
-        </w:rPr>
-        <w:t>眇宜修</w:t>
-      </w:r>
-      <w:proofErr w:type="gramEnd"/>
-      <w:r>
-        <w:rPr>
-          <w:rFonts w:hint="eastAsia"/>
-          <w:szCs w:val="28"/>
-        </w:rPr>
-        <w:t>原本在《楚辭》中</w:t>
-      </w:r>
-      <w:proofErr w:type="gramStart"/>
-      <w:r>
-        <w:rPr>
-          <w:rFonts w:hint="eastAsia"/>
-          <w:szCs w:val="28"/>
-        </w:rPr>
-        <w:t>形容</w:t>
-      </w:r>
-      <w:r>
-        <w:rPr>
-          <w:rFonts w:hint="eastAsia"/>
-          <w:szCs w:val="28"/>
-          <w:u w:val="single"/>
-        </w:rPr>
-        <w:t>湘水</w:t>
-      </w:r>
-      <w:r>
-        <w:rPr>
-          <w:rFonts w:hint="eastAsia"/>
-          <w:szCs w:val="28"/>
-        </w:rPr>
-        <w:t>女神</w:t>
-      </w:r>
-      <w:proofErr w:type="gramEnd"/>
-      <w:r>
-        <w:rPr>
-          <w:rFonts w:hint="eastAsia"/>
-          <w:szCs w:val="28"/>
-        </w:rPr>
-        <w:t>的美麗，作為詞的特點，它指的就是情感纖細、修飾精巧的偏向女子特質的藝術美。這大概也是，歷來人們把</w:t>
-      </w:r>
-      <w:proofErr w:type="gramStart"/>
-      <w:r>
-        <w:rPr>
-          <w:rFonts w:hint="eastAsia"/>
-          <w:szCs w:val="28"/>
-        </w:rPr>
-        <w:t>婉約詞</w:t>
-      </w:r>
-      <w:proofErr w:type="gramEnd"/>
-      <w:r>
-        <w:rPr>
-          <w:rFonts w:hint="eastAsia"/>
-          <w:szCs w:val="28"/>
-        </w:rPr>
-        <w:t>看作詞之正宗的原因。</w:t>
+        <w:t>陰霾</w:t>
+      </w:r>
+      <w:r>
+        <w:rPr>
+          <w:szCs w:val="28"/>
+        </w:rPr>
+        <w:t>中。主角「擬把」說出歸期，本是有意為之的理性克制，但「欲語</w:t>
+      </w:r>
+      <w:r>
+        <w:rPr>
+          <w:szCs w:val="28"/>
+        </w:rPr>
+        <w:br/>
+      </w:r>
+      <w:r>
+        <w:rPr>
+          <w:szCs w:val="28"/>
+        </w:rPr>
+        <w:t>」的瞬間，目睹眼前</w:t>
+      </w:r>
+      <w:r>
+        <w:rPr>
+          <w:b/>
+          <w:bCs/>
+          <w:szCs w:val="28"/>
+        </w:rPr>
+        <w:t>似水的春光</w:t>
+      </w:r>
+      <w:r>
+        <w:rPr>
+          <w:szCs w:val="28"/>
+        </w:rPr>
+        <w:t>、淒清的景物，情緒瞬間崩潰，聲音先自「慘咽」。這種「</w:t>
+      </w:r>
+      <w:r>
+        <w:rPr>
+          <w:b/>
+          <w:bCs/>
+          <w:szCs w:val="28"/>
+        </w:rPr>
+        <w:t>未成曲調先有情</w:t>
+      </w:r>
+      <w:r>
+        <w:rPr>
+          <w:szCs w:val="28"/>
+        </w:rPr>
+        <w:t>」的筆法，透過動作的停滯與情感的失控，將那種欲說還休、肝腸寸斷的無奈表現得極其深沉。</w:t>
       </w:r>
     </w:p>
     <w:p>
       <w:pPr>
         <w:spacing w:after="0" w:line="420" w:lineRule="exact"/>
         <w:ind w:left="0" w:right="0" w:firstLine="0"/>
-        <w:rPr>
-          <w:szCs w:val="28"/>
-        </w:rPr>
-      </w:pPr>
-      <w:r>
-        <w:rPr>
-          <w:rFonts w:hint="eastAsia"/>
-          <w:szCs w:val="28"/>
-        </w:rPr>
-        <w:t xml:space="preserve">    </w:t>
-      </w:r>
-      <w:r>
-        <w:rPr>
-          <w:rFonts w:hint="eastAsia"/>
-          <w:szCs w:val="28"/>
-        </w:rPr>
-        <w:t>讀</w:t>
-      </w:r>
-      <w:r>
-        <w:rPr>
-          <w:rFonts w:hint="eastAsia"/>
-          <w:szCs w:val="28"/>
-          <w:u w:val="single"/>
-        </w:rPr>
-        <w:t>歐陽修</w:t>
-      </w:r>
-      <w:r>
-        <w:rPr>
-          <w:rFonts w:hint="eastAsia"/>
-          <w:szCs w:val="28"/>
-        </w:rPr>
-        <w:t>的詞，我們也能感受到</w:t>
-      </w:r>
-      <w:proofErr w:type="gramStart"/>
-      <w:r>
-        <w:rPr>
-          <w:rFonts w:hint="eastAsia"/>
-          <w:szCs w:val="28"/>
-        </w:rPr>
-        <w:t>婉約詞</w:t>
-      </w:r>
-      <w:proofErr w:type="gramEnd"/>
-      <w:r>
-        <w:rPr>
-          <w:rFonts w:hint="eastAsia"/>
-          <w:szCs w:val="28"/>
-        </w:rPr>
-        <w:t>的精神。</w:t>
-      </w:r>
-      <w:r>
-        <w:rPr>
-          <w:rFonts w:hint="eastAsia"/>
+        <w:jc w:val="both"/>
+        <w:rPr>
+          <w:szCs w:val="28"/>
+        </w:rPr>
+      </w:pPr>
+      <w:r>
+        <w:rPr>
+          <w:rFonts w:hint="eastAsia"/>
+          <w:szCs w:val="28"/>
+        </w:rPr>
+        <w:t xml:space="preserve">　　</w:t>
+      </w:r>
+      <w:r>
+        <w:rPr>
+          <w:szCs w:val="28"/>
+        </w:rPr>
+        <w:t>緊接著的「人生自是有情痴，此恨不關風與月」堪稱全詞的靈魂所在，歷來為人傳誦。古人離別往往藉由「風」、「月」等自然景物來</w:t>
+      </w:r>
+      <w:r>
+        <w:rPr>
           <w:b/>
           <w:bCs/>
           <w:szCs w:val="28"/>
         </w:rPr>
-        <w:t>上</w:t>
-      </w:r>
-      <w:proofErr w:type="gramStart"/>
-      <w:r>
-        <w:rPr>
-          <w:rFonts w:hint="eastAsia"/>
+        <w:t>渲染</w:t>
+      </w:r>
+      <w:r>
+        <w:rPr>
+          <w:szCs w:val="28"/>
+        </w:rPr>
+        <w:t>哀愁，但</w:t>
+      </w:r>
+      <w:r>
+        <w:rPr>
+          <w:szCs w:val="28"/>
+          <w:u w:val="single"/>
+        </w:rPr>
+        <w:t>歐陽修</w:t>
+      </w:r>
+      <w:r>
+        <w:rPr>
+          <w:szCs w:val="28"/>
+        </w:rPr>
+        <w:t>卻反其道而行之</w:t>
+      </w:r>
+      <w:r>
+        <w:rPr>
+          <w:szCs w:val="28"/>
+        </w:rPr>
+        <w:br/>
+      </w:r>
+      <w:r>
+        <w:rPr>
+          <w:szCs w:val="28"/>
+        </w:rPr>
+        <w:t>，發出</w:t>
+      </w:r>
+      <w:r>
+        <w:rPr>
           <w:b/>
           <w:bCs/>
           <w:szCs w:val="28"/>
         </w:rPr>
-        <w:t>片</w:t>
-      </w:r>
-      <w:r>
-        <w:rPr>
-          <w:rFonts w:hint="eastAsia"/>
-          <w:szCs w:val="28"/>
-        </w:rPr>
-        <w:t>起句</w:t>
-      </w:r>
-      <w:proofErr w:type="gramEnd"/>
-      <w:r>
-        <w:rPr>
-          <w:rFonts w:hint="eastAsia"/>
-          <w:szCs w:val="28"/>
-        </w:rPr>
-        <w:t>：「尊前擬把歸期說，欲</w:t>
-      </w:r>
-      <w:proofErr w:type="gramStart"/>
-      <w:r>
-        <w:rPr>
-          <w:rFonts w:hint="eastAsia"/>
-          <w:szCs w:val="28"/>
-        </w:rPr>
-        <w:t>語春容先慘咽</w:t>
-      </w:r>
-      <w:proofErr w:type="gramEnd"/>
-      <w:r>
-        <w:rPr>
-          <w:rFonts w:hint="eastAsia"/>
-          <w:szCs w:val="28"/>
-        </w:rPr>
-        <w:t>。」尊前，即餞行的酒席前；</w:t>
-      </w:r>
-      <w:proofErr w:type="gramStart"/>
-      <w:r>
-        <w:rPr>
-          <w:rFonts w:hint="eastAsia"/>
-          <w:szCs w:val="28"/>
-        </w:rPr>
-        <w:t>春容</w:t>
-      </w:r>
-      <w:proofErr w:type="gramEnd"/>
-      <w:r>
-        <w:rPr>
-          <w:rFonts w:hint="eastAsia"/>
-          <w:szCs w:val="28"/>
-        </w:rPr>
-        <w:t>，指的是佳人如春風般嫵媚的芳容。酒席，原本是享樂的場合，席中人卻要在下一刻分別；眼前美人如畫，卻滿懷別</w:t>
-      </w:r>
-      <w:proofErr w:type="gramStart"/>
-      <w:r>
-        <w:rPr>
-          <w:rFonts w:hint="eastAsia"/>
-          <w:szCs w:val="28"/>
-        </w:rPr>
-        <w:t>緒</w:t>
-      </w:r>
-      <w:proofErr w:type="gramEnd"/>
-      <w:r>
-        <w:rPr>
-          <w:rFonts w:hint="eastAsia"/>
-          <w:szCs w:val="28"/>
-        </w:rPr>
-        <w:t>，</w:t>
-      </w:r>
-      <w:r>
-        <w:rPr>
-          <w:rFonts w:hint="eastAsia"/>
+        <w:t>振聾發聵</w:t>
+      </w:r>
+      <w:r>
+        <w:rPr>
+          <w:szCs w:val="28"/>
+        </w:rPr>
+        <w:t>的慨嘆：離別的痛苦與遺憾，並非由</w:t>
+      </w:r>
+      <w:r>
+        <w:rPr>
           <w:b/>
           <w:bCs/>
           <w:szCs w:val="28"/>
         </w:rPr>
-        <w:t>黯然</w:t>
-      </w:r>
-      <w:r>
-        <w:rPr>
-          <w:rFonts w:hint="eastAsia"/>
-          <w:szCs w:val="28"/>
-        </w:rPr>
-        <w:t>灑淚。惜別的話</w:t>
-      </w:r>
-      <w:proofErr w:type="gramStart"/>
-      <w:r>
-        <w:rPr>
-          <w:rFonts w:hint="eastAsia"/>
-          <w:szCs w:val="28"/>
-        </w:rPr>
-        <w:t>想說還未</w:t>
-      </w:r>
-      <w:proofErr w:type="gramEnd"/>
-      <w:r>
-        <w:rPr>
-          <w:rFonts w:hint="eastAsia"/>
-          <w:szCs w:val="28"/>
-        </w:rPr>
-        <w:t>說，即將說出口時眼淚先流出，所有的不</w:t>
-      </w:r>
-      <w:proofErr w:type="gramStart"/>
-      <w:r>
-        <w:rPr>
-          <w:rFonts w:hint="eastAsia"/>
-          <w:szCs w:val="28"/>
-        </w:rPr>
-        <w:t>捨</w:t>
-      </w:r>
-      <w:proofErr w:type="gramEnd"/>
-      <w:r>
-        <w:rPr>
-          <w:rFonts w:hint="eastAsia"/>
-          <w:szCs w:val="28"/>
-        </w:rPr>
-        <w:t>與思念都盡在不言中了。詞人開篇敘述話別場景，看似平易，其中卻有許多曲折，意境幽美別</w:t>
-      </w:r>
-      <w:proofErr w:type="gramStart"/>
-      <w:r>
-        <w:rPr>
-          <w:rFonts w:hint="eastAsia"/>
-          <w:szCs w:val="28"/>
-        </w:rPr>
-        <w:t>緻</w:t>
-      </w:r>
-      <w:proofErr w:type="gramEnd"/>
-      <w:r>
-        <w:rPr>
-          <w:rFonts w:hint="eastAsia"/>
-          <w:szCs w:val="28"/>
-        </w:rPr>
-        <w:t>。</w:t>
+        <w:t>蕭瑟</w:t>
+      </w:r>
+      <w:r>
+        <w:rPr>
+          <w:szCs w:val="28"/>
+        </w:rPr>
+        <w:t>的秋風或清冷的明月所引起，而是因為「人」本就是多情之物，自古多情空遺恨。這種恨意源自生命的本質，是情感</w:t>
+      </w:r>
+      <w:r>
+        <w:rPr>
+          <w:b/>
+          <w:bCs/>
+          <w:szCs w:val="28"/>
+        </w:rPr>
+        <w:t>熾熱</w:t>
+      </w:r>
+      <w:r>
+        <w:rPr>
+          <w:szCs w:val="28"/>
+        </w:rPr>
+        <w:t>的必然代價。這一句將狹隘的離愁別緒</w:t>
+      </w:r>
+      <w:r>
+        <w:rPr>
+          <w:rFonts w:hint="eastAsia"/>
+          <w:b/>
+          <w:bCs/>
+          <w:szCs w:val="28"/>
+        </w:rPr>
+        <w:t>昇華</w:t>
+      </w:r>
+      <w:r>
+        <w:rPr>
+          <w:szCs w:val="28"/>
+        </w:rPr>
+        <w:t>為對普遍人性的深刻洞察，具有極強的</w:t>
+      </w:r>
+      <w:r>
+        <w:rPr>
+          <w:b/>
+          <w:bCs/>
+          <w:szCs w:val="28"/>
+        </w:rPr>
+        <w:t>哲理意味</w:t>
+      </w:r>
+      <w:r>
+        <w:rPr>
+          <w:szCs w:val="28"/>
+        </w:rPr>
+        <w:t>與藝術震撼力。</w:t>
       </w:r>
     </w:p>
     <w:p>
       <w:pPr>
         <w:spacing w:after="0" w:line="420" w:lineRule="exact"/>
         <w:ind w:left="0" w:right="0" w:firstLine="0"/>
-        <w:rPr>
-          <w:szCs w:val="28"/>
-        </w:rPr>
-      </w:pPr>
-      <w:r>
-        <w:rPr>
-          <w:rFonts w:hint="eastAsia"/>
-          <w:szCs w:val="28"/>
-        </w:rPr>
-        <w:t xml:space="preserve">    </w:t>
-      </w:r>
-      <w:r>
-        <w:rPr>
-          <w:rFonts w:hint="eastAsia"/>
-          <w:szCs w:val="28"/>
-        </w:rPr>
-        <w:t>「人生自是有情</w:t>
-      </w:r>
-      <w:proofErr w:type="gramStart"/>
-      <w:r>
-        <w:rPr>
-          <w:rFonts w:hint="eastAsia"/>
-          <w:szCs w:val="28"/>
-        </w:rPr>
-        <w:t>癡</w:t>
-      </w:r>
-      <w:proofErr w:type="gramEnd"/>
-      <w:r>
-        <w:rPr>
-          <w:rFonts w:hint="eastAsia"/>
-          <w:szCs w:val="28"/>
-        </w:rPr>
-        <w:t>，此恨不關風與月。」這兩句乃是千古名句，表達了詞人對待人生、情感的獨特體悟。人生而有情，</w:t>
-      </w:r>
-      <w:proofErr w:type="gramStart"/>
-      <w:r>
-        <w:rPr>
-          <w:rFonts w:hint="eastAsia"/>
-          <w:szCs w:val="28"/>
-        </w:rPr>
-        <w:t>情濃時</w:t>
-      </w:r>
-      <w:proofErr w:type="gramEnd"/>
-      <w:r>
-        <w:rPr>
-          <w:rFonts w:hint="eastAsia"/>
-          <w:szCs w:val="28"/>
-        </w:rPr>
-        <w:t>，看萬物是有情萬物，看天地是有情天地。因而，古詩詞中常常見到「</w:t>
-      </w:r>
-      <w:hyperlink r:id="rId9" w:history="1">
-        <w:r>
-          <w:rPr>
-            <w:rStyle w:val="a8"/>
-            <w:rFonts w:hint="eastAsia"/>
-            <w:szCs w:val="28"/>
-          </w:rPr>
-          <w:t>感時</w:t>
-        </w:r>
-        <w:proofErr w:type="gramStart"/>
-        <w:r>
-          <w:rPr>
-            <w:rStyle w:val="a8"/>
-            <w:rFonts w:hint="eastAsia"/>
-            <w:szCs w:val="28"/>
-          </w:rPr>
-          <w:t>花濺淚，恨別鳥</w:t>
-        </w:r>
-        <w:proofErr w:type="gramEnd"/>
-        <w:r>
-          <w:rPr>
-            <w:rStyle w:val="a8"/>
-            <w:rFonts w:hint="eastAsia"/>
-            <w:szCs w:val="28"/>
-          </w:rPr>
-          <w:t>驚心</w:t>
-        </w:r>
-      </w:hyperlink>
-      <w:r>
-        <w:rPr>
-          <w:rFonts w:hint="eastAsia"/>
-          <w:szCs w:val="28"/>
-        </w:rPr>
-        <w:t>」，「</w:t>
-      </w:r>
-      <w:hyperlink r:id="rId10" w:history="1">
-        <w:r>
-          <w:rPr>
-            <w:rStyle w:val="a8"/>
-            <w:rFonts w:hint="eastAsia"/>
-            <w:szCs w:val="28"/>
-          </w:rPr>
-          <w:t>淚眼問花</w:t>
-        </w:r>
-        <w:proofErr w:type="gramStart"/>
-        <w:r>
-          <w:rPr>
-            <w:rStyle w:val="a8"/>
-            <w:rFonts w:hint="eastAsia"/>
-            <w:szCs w:val="28"/>
-          </w:rPr>
-          <w:t>花</w:t>
-        </w:r>
-        <w:proofErr w:type="gramEnd"/>
-        <w:r>
-          <w:rPr>
-            <w:rStyle w:val="a8"/>
-            <w:rFonts w:hint="eastAsia"/>
-            <w:szCs w:val="28"/>
-          </w:rPr>
-          <w:t>不語</w:t>
-        </w:r>
-      </w:hyperlink>
-      <w:r>
-        <w:rPr>
-          <w:rFonts w:hint="eastAsia"/>
-          <w:szCs w:val="28"/>
-        </w:rPr>
-        <w:t>」這樣的句子，也就是人生自是</w:t>
-      </w:r>
-      <w:proofErr w:type="gramStart"/>
-      <w:r>
-        <w:rPr>
-          <w:rFonts w:hint="eastAsia"/>
-          <w:szCs w:val="28"/>
-        </w:rPr>
-        <w:t>有情痴了</w:t>
-      </w:r>
-      <w:proofErr w:type="gramEnd"/>
-      <w:r>
-        <w:rPr>
-          <w:rFonts w:hint="eastAsia"/>
-          <w:szCs w:val="28"/>
-        </w:rPr>
-        <w:t>。</w:t>
+        <w:jc w:val="both"/>
+        <w:rPr>
+          <w:szCs w:val="28"/>
+        </w:rPr>
+      </w:pPr>
+      <w:r>
+        <w:rPr>
+          <w:rFonts w:hint="eastAsia"/>
+          <w:szCs w:val="28"/>
+        </w:rPr>
+        <w:lastRenderedPageBreak/>
+        <w:t xml:space="preserve">　　</w:t>
+      </w:r>
+      <w:r>
+        <w:rPr>
+          <w:rFonts w:hint="eastAsia"/>
+          <w:szCs w:val="28"/>
+        </w:rPr>
+        <w:t>下片「離歌且莫翻新闋，一曲能教腸寸結」將視聽感受推向高潮。面對即將到來的分離，連輕柔的離歌都不忍聽聞，因為任何新曲的旋律都足以讓</w:t>
+      </w:r>
+      <w:r>
+        <w:rPr>
+          <w:rFonts w:hint="eastAsia"/>
+          <w:szCs w:val="28"/>
+        </w:rPr>
+        <w:t>人</w:t>
+      </w:r>
+      <w:r>
+        <w:rPr>
+          <w:rFonts w:hint="eastAsia"/>
+          <w:szCs w:val="28"/>
+        </w:rPr>
+        <w:t>柔腸寸斷。然而結句「直須看盡洛城花，始共春風容易別」筆鋒一轉，顯得</w:t>
+      </w:r>
+      <w:r>
+        <w:rPr>
+          <w:rFonts w:hint="eastAsia"/>
+          <w:b/>
+          <w:bCs/>
+          <w:szCs w:val="28"/>
+        </w:rPr>
+        <w:t>跌宕有致</w:t>
+      </w:r>
+      <w:r>
+        <w:rPr>
+          <w:rFonts w:hint="eastAsia"/>
+          <w:szCs w:val="28"/>
+        </w:rPr>
+        <w:t>。既然離別無可避免，那就索性在繁華的洛陽城裡看盡百花，直到春光消逝、</w:t>
+      </w:r>
+      <w:r>
+        <w:rPr>
+          <w:rFonts w:hint="eastAsia"/>
+          <w:b/>
+          <w:bCs/>
+          <w:szCs w:val="28"/>
+        </w:rPr>
+        <w:t>花事荼蘼</w:t>
+      </w:r>
+      <w:r>
+        <w:rPr>
+          <w:rFonts w:hint="eastAsia"/>
+          <w:szCs w:val="28"/>
+        </w:rPr>
+        <w:t>之際，才伴隨著徐徐春風，無奈而灑脫地告別。這裡以「看盡洛花」的執著，</w:t>
+      </w:r>
+      <w:r>
+        <w:rPr>
+          <w:rFonts w:hint="eastAsia"/>
+          <w:b/>
+          <w:bCs/>
+          <w:szCs w:val="28"/>
+        </w:rPr>
+        <w:t>反襯</w:t>
+      </w:r>
+      <w:r>
+        <w:rPr>
+          <w:rFonts w:hint="eastAsia"/>
+          <w:szCs w:val="28"/>
+        </w:rPr>
+        <w:t>出內心對美好時光的留戀與對離別的百般抗拒。</w:t>
       </w:r>
     </w:p>
     <w:p>
       <w:pPr>
         <w:spacing w:after="0" w:line="420" w:lineRule="exact"/>
         <w:ind w:left="0" w:right="0" w:firstLine="0"/>
-        <w:rPr>
-          <w:szCs w:val="28"/>
-        </w:rPr>
-      </w:pPr>
-      <w:r>
-        <w:rPr>
-          <w:rFonts w:hint="eastAsia"/>
-          <w:szCs w:val="28"/>
-        </w:rPr>
-        <w:t xml:space="preserve">    </w:t>
-      </w:r>
-      <w:r>
-        <w:rPr>
-          <w:rFonts w:hint="eastAsia"/>
-          <w:szCs w:val="28"/>
-        </w:rPr>
-        <w:t>詞人</w:t>
-      </w:r>
-      <w:proofErr w:type="gramStart"/>
-      <w:r>
-        <w:rPr>
-          <w:rFonts w:hint="eastAsia"/>
-          <w:szCs w:val="28"/>
-        </w:rPr>
-        <w:t>雖然痴情</w:t>
-      </w:r>
-      <w:proofErr w:type="gramEnd"/>
-      <w:r>
-        <w:rPr>
-          <w:rFonts w:hint="eastAsia"/>
-          <w:szCs w:val="28"/>
-        </w:rPr>
-        <w:t>，卻能</w:t>
-      </w:r>
-      <w:proofErr w:type="gramStart"/>
-      <w:r>
-        <w:rPr>
-          <w:rFonts w:hint="eastAsia"/>
-          <w:szCs w:val="28"/>
-        </w:rPr>
-        <w:t>從情的束縛</w:t>
-      </w:r>
-      <w:proofErr w:type="gramEnd"/>
-      <w:r>
-        <w:rPr>
-          <w:rFonts w:hint="eastAsia"/>
-          <w:szCs w:val="28"/>
-        </w:rPr>
-        <w:t>中跳出來，審視自我和外物，便有了「此恨不關風與月」的了悟。月有陰晴圓缺的形態，風有四方冷暖的差異，其它事物也有自身變化的規律，這都和人的情感無關。詞人由</w:t>
-      </w:r>
-      <w:proofErr w:type="gramStart"/>
-      <w:r>
-        <w:rPr>
-          <w:rFonts w:hint="eastAsia"/>
-          <w:szCs w:val="28"/>
-        </w:rPr>
-        <w:t>情入理</w:t>
-      </w:r>
-      <w:proofErr w:type="gramEnd"/>
-      <w:r>
-        <w:rPr>
-          <w:rFonts w:hint="eastAsia"/>
-          <w:szCs w:val="28"/>
-        </w:rPr>
-        <w:t>，由離別一事的感受擴展到對整個人生</w:t>
-      </w:r>
-      <w:proofErr w:type="gramStart"/>
-      <w:r>
-        <w:rPr>
-          <w:rFonts w:hint="eastAsia"/>
-          <w:szCs w:val="28"/>
-        </w:rPr>
-        <w:t>的徹</w:t>
-      </w:r>
-      <w:r>
-        <w:rPr>
-          <w:rFonts w:hint="eastAsia"/>
-          <w:szCs w:val="28"/>
-        </w:rPr>
-        <w:lastRenderedPageBreak/>
-        <w:t>悟</w:t>
-      </w:r>
-      <w:proofErr w:type="gramEnd"/>
-      <w:r>
-        <w:rPr>
-          <w:rFonts w:hint="eastAsia"/>
-          <w:szCs w:val="28"/>
-        </w:rPr>
-        <w:t>。於是，他不再把主觀情感透射於外物，而是把離別之苦、相思之意獨自承擔。至此，這首詞也超越了一般</w:t>
-      </w:r>
-      <w:proofErr w:type="gramStart"/>
-      <w:r>
-        <w:rPr>
-          <w:rFonts w:hint="eastAsia"/>
-          <w:szCs w:val="28"/>
-        </w:rPr>
-        <w:t>婉約詞</w:t>
-      </w:r>
-      <w:proofErr w:type="gramEnd"/>
-      <w:r>
-        <w:rPr>
-          <w:rFonts w:hint="eastAsia"/>
-          <w:szCs w:val="28"/>
-        </w:rPr>
-        <w:t>的柔媚格調。</w:t>
-      </w:r>
-    </w:p>
-    <w:p>
-      <w:pPr>
-        <w:spacing w:after="0" w:line="420" w:lineRule="exact"/>
-        <w:ind w:left="0" w:right="0" w:firstLine="0"/>
-        <w:rPr>
-          <w:szCs w:val="28"/>
-        </w:rPr>
-      </w:pPr>
-      <w:r>
-        <w:rPr>
-          <w:rFonts w:hint="eastAsia"/>
-          <w:szCs w:val="28"/>
-        </w:rPr>
-        <w:t xml:space="preserve">    </w:t>
-      </w:r>
-      <w:r>
-        <w:rPr>
-          <w:rFonts w:hint="eastAsia"/>
-          <w:szCs w:val="28"/>
-        </w:rPr>
-        <w:t>詞人能夠看透情，卻仍然承受情帶來的苦惱。下片，詞人繼續闡發</w:t>
-      </w:r>
-      <w:proofErr w:type="gramStart"/>
-      <w:r>
-        <w:rPr>
-          <w:rFonts w:hint="eastAsia"/>
-          <w:szCs w:val="28"/>
-        </w:rPr>
-        <w:t>對離情的</w:t>
-      </w:r>
-      <w:proofErr w:type="gramEnd"/>
-      <w:r>
-        <w:rPr>
-          <w:rFonts w:hint="eastAsia"/>
-          <w:szCs w:val="28"/>
-        </w:rPr>
-        <w:t>感受。「</w:t>
-      </w:r>
-      <w:proofErr w:type="gramStart"/>
-      <w:r>
-        <w:rPr>
-          <w:rFonts w:hint="eastAsia"/>
-          <w:szCs w:val="28"/>
-        </w:rPr>
-        <w:t>離歌且莫翻新闋</w:t>
-      </w:r>
-      <w:proofErr w:type="gramEnd"/>
-      <w:r>
-        <w:rPr>
-          <w:rFonts w:hint="eastAsia"/>
-          <w:szCs w:val="28"/>
-        </w:rPr>
-        <w:t>，一曲能</w:t>
-      </w:r>
-      <w:proofErr w:type="gramStart"/>
-      <w:r>
-        <w:rPr>
-          <w:rFonts w:hint="eastAsia"/>
-          <w:szCs w:val="28"/>
-        </w:rPr>
-        <w:t>教腸寸結</w:t>
-      </w:r>
-      <w:proofErr w:type="gramEnd"/>
-      <w:r>
-        <w:rPr>
-          <w:rFonts w:hint="eastAsia"/>
-          <w:szCs w:val="28"/>
-        </w:rPr>
-        <w:t>。」翻新闕，指的是用舊</w:t>
-      </w:r>
-      <w:proofErr w:type="gramStart"/>
-      <w:r>
-        <w:rPr>
-          <w:rFonts w:hint="eastAsia"/>
-          <w:szCs w:val="28"/>
-        </w:rPr>
-        <w:t>曲填新</w:t>
-      </w:r>
-      <w:proofErr w:type="gramEnd"/>
-      <w:r>
-        <w:rPr>
-          <w:rFonts w:hint="eastAsia"/>
-          <w:szCs w:val="28"/>
-        </w:rPr>
-        <w:t>詞，古人分別時常常反覆吟唱惜別之曲，以表達情意。</w:t>
-      </w:r>
-    </w:p>
-    <w:p>
-      <w:pPr>
-        <w:spacing w:after="0" w:line="420" w:lineRule="exact"/>
-        <w:ind w:left="0" w:right="0" w:firstLine="0"/>
-        <w:rPr>
-          <w:szCs w:val="28"/>
-        </w:rPr>
-      </w:pPr>
-      <w:r>
-        <w:rPr>
-          <w:rFonts w:hint="eastAsia"/>
-          <w:szCs w:val="28"/>
-        </w:rPr>
-        <w:t xml:space="preserve">    </w:t>
-      </w:r>
-      <w:r>
-        <w:rPr>
-          <w:rFonts w:hint="eastAsia"/>
-          <w:szCs w:val="28"/>
-        </w:rPr>
-        <w:t>詞人反其道而行，囑咐佳人不必再唱</w:t>
-      </w:r>
-      <w:proofErr w:type="gramStart"/>
-      <w:r>
-        <w:rPr>
-          <w:rFonts w:hint="eastAsia"/>
-          <w:szCs w:val="28"/>
-        </w:rPr>
-        <w:t>新曲了</w:t>
-      </w:r>
-      <w:proofErr w:type="gramEnd"/>
-      <w:r>
-        <w:rPr>
-          <w:rFonts w:hint="eastAsia"/>
-          <w:szCs w:val="28"/>
-        </w:rPr>
-        <w:t>，因為一首舊曲，足以讓聽者斷腸。新舊曲詞的取捨和對比，更襯托出詞人情感的深厚。這份深情</w:t>
+        <w:jc w:val="both"/>
+        <w:rPr>
+          <w:rFonts w:hint="eastAsia"/>
+          <w:bCs/>
+          <w:spacing w:val="-6"/>
+          <w:szCs w:val="28"/>
+        </w:rPr>
+      </w:pPr>
+      <w:r>
+        <w:rPr>
+          <w:rFonts w:hint="eastAsia"/>
+          <w:szCs w:val="28"/>
+        </w:rPr>
+        <w:t xml:space="preserve">　　</w:t>
+      </w:r>
+      <w:r>
+        <w:rPr>
+          <w:rFonts w:hint="eastAsia"/>
+          <w:szCs w:val="28"/>
+        </w:rPr>
+        <w:t>綜觀全篇，這首詞語言流暢自然，情感真摯濃烈，既有文人細膩的感傷，又兼具</w:t>
       </w:r>
       <w:r>
         <w:rPr>
@@ -1856,69 +967,14 @@
           <w:bCs/>
           <w:szCs w:val="28"/>
         </w:rPr>
-        <w:t>鬱結</w:t>
-      </w:r>
-      <w:r>
-        <w:rPr>
-          <w:rFonts w:hint="eastAsia"/>
-          <w:szCs w:val="28"/>
-        </w:rPr>
-        <w:t>在心頭，要如何化解？</w:t>
-      </w:r>
-    </w:p>
-    <w:p>
-      <w:pPr>
-        <w:spacing w:after="0" w:line="420" w:lineRule="exact"/>
-        <w:ind w:left="0" w:right="0" w:firstLine="0"/>
-        <w:rPr>
-          <w:szCs w:val="28"/>
-        </w:rPr>
-      </w:pPr>
-      <w:r>
-        <w:rPr>
-          <w:rFonts w:hint="eastAsia"/>
-          <w:szCs w:val="28"/>
-        </w:rPr>
-        <w:t xml:space="preserve">    </w:t>
-      </w:r>
-      <w:r>
-        <w:rPr>
-          <w:rFonts w:hint="eastAsia"/>
-          <w:szCs w:val="28"/>
-        </w:rPr>
-        <w:t>詞人筆鋒一轉，放眼整座城市。「</w:t>
-      </w:r>
-      <w:proofErr w:type="gramStart"/>
-      <w:r>
-        <w:rPr>
-          <w:rFonts w:hint="eastAsia"/>
-          <w:szCs w:val="28"/>
-        </w:rPr>
-        <w:t>直須看</w:t>
-      </w:r>
-      <w:proofErr w:type="gramEnd"/>
-      <w:r>
-        <w:rPr>
-          <w:rFonts w:hint="eastAsia"/>
-          <w:szCs w:val="28"/>
-        </w:rPr>
-        <w:t>盡洛城花，</w:t>
-      </w:r>
-      <w:proofErr w:type="gramStart"/>
-      <w:r>
-        <w:rPr>
-          <w:rFonts w:hint="eastAsia"/>
-          <w:szCs w:val="28"/>
-        </w:rPr>
-        <w:t>始共春風</w:t>
-      </w:r>
-      <w:proofErr w:type="gramEnd"/>
-      <w:r>
-        <w:rPr>
-          <w:rFonts w:hint="eastAsia"/>
-          <w:szCs w:val="28"/>
-        </w:rPr>
-        <w:t>容易別。」</w:t>
+        <w:t>豁達</w:t>
+      </w:r>
+      <w:r>
+        <w:rPr>
+          <w:rFonts w:hint="eastAsia"/>
+          <w:szCs w:val="28"/>
+        </w:rPr>
+        <w:t>的胸襟，展現了</w:t>
       </w:r>
       <w:r>
         <w:rPr>
@@ -1926,296 +982,14 @@
           <w:szCs w:val="28"/>
           <w:u w:val="single"/>
         </w:rPr>
-        <w:t>洛城</w:t>
-      </w:r>
-      <w:r>
-        <w:rPr>
-          <w:rFonts w:hint="eastAsia"/>
-          <w:szCs w:val="28"/>
-        </w:rPr>
-        <w:t>，也就是古都</w:t>
-      </w:r>
-      <w:r>
-        <w:rPr>
-          <w:rFonts w:hint="eastAsia"/>
-          <w:szCs w:val="28"/>
-          <w:u w:val="single"/>
-        </w:rPr>
-        <w:t>洛陽</w:t>
-      </w:r>
-      <w:r>
-        <w:rPr>
-          <w:rFonts w:hint="eastAsia"/>
-          <w:szCs w:val="28"/>
-        </w:rPr>
-        <w:t>，以盛產牡丹聞名。詞人在結尾作</w:t>
-      </w:r>
-      <w:proofErr w:type="gramStart"/>
-      <w:r>
-        <w:rPr>
-          <w:rFonts w:hint="eastAsia"/>
-          <w:b/>
-          <w:bCs/>
-          <w:szCs w:val="28"/>
-        </w:rPr>
-        <w:t>曠達</w:t>
-      </w:r>
-      <w:r>
-        <w:rPr>
-          <w:rFonts w:hint="eastAsia"/>
-          <w:szCs w:val="28"/>
-        </w:rPr>
-        <w:t>語</w:t>
-      </w:r>
-      <w:proofErr w:type="gramEnd"/>
-      <w:r>
-        <w:rPr>
-          <w:rFonts w:hint="eastAsia"/>
-          <w:szCs w:val="28"/>
-        </w:rPr>
-        <w:t>，認為只要和佳人</w:t>
-      </w:r>
-      <w:proofErr w:type="gramStart"/>
-      <w:r>
-        <w:rPr>
-          <w:rFonts w:hint="eastAsia"/>
-          <w:szCs w:val="28"/>
-        </w:rPr>
-        <w:t>能夠賞遍</w:t>
-      </w:r>
-      <w:r>
-        <w:rPr>
-          <w:rFonts w:hint="eastAsia"/>
-          <w:szCs w:val="28"/>
-          <w:u w:val="single"/>
-        </w:rPr>
-        <w:t>洛陽</w:t>
-      </w:r>
-      <w:proofErr w:type="gramEnd"/>
-      <w:r>
-        <w:rPr>
-          <w:rFonts w:hint="eastAsia"/>
-          <w:szCs w:val="28"/>
-        </w:rPr>
-        <w:t>城的牡丹花，這樣他們就可以在芳香的春風中揮手作別，再沒有遺憾了。</w:t>
-      </w:r>
-    </w:p>
-    <w:p>
-      <w:pPr>
-        <w:spacing w:after="0" w:line="420" w:lineRule="exact"/>
-        <w:ind w:left="0" w:right="0" w:firstLine="0"/>
-        <w:rPr>
-          <w:szCs w:val="28"/>
-        </w:rPr>
-      </w:pPr>
-      <w:r>
-        <w:rPr>
-          <w:rFonts w:hint="eastAsia"/>
-          <w:szCs w:val="28"/>
-        </w:rPr>
-        <w:t xml:space="preserve">    </w:t>
-      </w:r>
-      <w:r>
-        <w:rPr>
-          <w:rFonts w:hint="eastAsia"/>
-          <w:szCs w:val="28"/>
-        </w:rPr>
-        <w:t>由於有了上片的體悟，詞人越是在哀傷之際，越能夠超脫出來，用達觀、開朗的心態面對離別。然而越是努力超脫，越是彰顯出這</w:t>
-      </w:r>
-      <w:proofErr w:type="gramStart"/>
-      <w:r>
-        <w:rPr>
-          <w:rFonts w:hint="eastAsia"/>
-          <w:szCs w:val="28"/>
-        </w:rPr>
-        <w:t>份離情的</w:t>
-      </w:r>
-      <w:proofErr w:type="gramEnd"/>
-      <w:r>
-        <w:rPr>
-          <w:rFonts w:hint="eastAsia"/>
-          <w:szCs w:val="28"/>
-        </w:rPr>
-        <w:t>分量。而貫穿詞曲中的哲思，讓詩詞中常見的情感主題更加</w:t>
-      </w:r>
-      <w:r>
-        <w:rPr>
-          <w:rFonts w:hint="eastAsia"/>
-          <w:b/>
-          <w:bCs/>
-          <w:szCs w:val="28"/>
-        </w:rPr>
-        <w:t>深</w:t>
-      </w:r>
-      <w:proofErr w:type="gramStart"/>
-      <w:r>
-        <w:rPr>
-          <w:rFonts w:hint="eastAsia"/>
-          <w:b/>
-          <w:bCs/>
-          <w:szCs w:val="28"/>
-        </w:rPr>
-        <w:t>沉</w:t>
-      </w:r>
-      <w:proofErr w:type="gramEnd"/>
-      <w:r>
-        <w:rPr>
-          <w:rFonts w:hint="eastAsia"/>
-          <w:b/>
-          <w:bCs/>
-          <w:szCs w:val="28"/>
-        </w:rPr>
-        <w:t>綿長</w:t>
-      </w:r>
-      <w:r>
-        <w:rPr>
-          <w:rFonts w:hint="eastAsia"/>
-          <w:szCs w:val="28"/>
-        </w:rPr>
-        <w:t>。</w:t>
-      </w:r>
-    </w:p>
-    <w:p>
-      <w:pPr>
-        <w:spacing w:after="0" w:line="420" w:lineRule="exact"/>
-        <w:ind w:left="0" w:right="0" w:firstLine="0"/>
-        <w:rPr>
-          <w:bCs/>
-          <w:spacing w:val="-6"/>
-          <w:szCs w:val="28"/>
-        </w:rPr>
-      </w:pPr>
-      <w:r>
-        <w:rPr>
-          <w:rFonts w:hint="eastAsia"/>
-          <w:szCs w:val="28"/>
-        </w:rPr>
-        <w:t xml:space="preserve">    </w:t>
-      </w:r>
-      <w:r>
-        <w:rPr>
-          <w:rFonts w:hint="eastAsia"/>
-          <w:szCs w:val="28"/>
-        </w:rPr>
-        <w:t>這首詞婉約而不失</w:t>
-      </w:r>
-      <w:r>
-        <w:rPr>
-          <w:rFonts w:hint="eastAsia"/>
-          <w:b/>
-          <w:bCs/>
-          <w:szCs w:val="28"/>
-        </w:rPr>
-        <w:t>大氣</w:t>
-      </w:r>
-      <w:r>
-        <w:rPr>
-          <w:rFonts w:hint="eastAsia"/>
-          <w:szCs w:val="28"/>
-        </w:rPr>
-        <w:t>，特別是上下兩片</w:t>
-      </w:r>
-      <w:proofErr w:type="gramStart"/>
-      <w:r>
-        <w:rPr>
-          <w:rFonts w:hint="eastAsia"/>
-          <w:szCs w:val="28"/>
-        </w:rPr>
-        <w:t>的結句</w:t>
-      </w:r>
-      <w:r>
-        <w:rPr>
-          <w:rFonts w:hint="eastAsia"/>
-          <w:b/>
-          <w:bCs/>
-          <w:szCs w:val="28"/>
-        </w:rPr>
-        <w:t>沉鬱</w:t>
-      </w:r>
-      <w:proofErr w:type="gramEnd"/>
-      <w:r>
-        <w:rPr>
-          <w:rFonts w:hint="eastAsia"/>
-          <w:b/>
-          <w:bCs/>
-          <w:szCs w:val="28"/>
-        </w:rPr>
-        <w:t>跌宕</w:t>
-      </w:r>
-      <w:r>
-        <w:rPr>
-          <w:rFonts w:hint="eastAsia"/>
-          <w:szCs w:val="28"/>
-        </w:rPr>
-        <w:t>，將整首詞的力度從纖弱推向了豪壯，獨具大丈夫的風骨和氣魄。《人間詞話》也稱讚這兩句，「於豪放之中有沉著之致，所以尤髙。」《玉樓春》就這樣從眾多的</w:t>
-      </w:r>
-      <w:proofErr w:type="gramStart"/>
-      <w:r>
-        <w:rPr>
-          <w:rFonts w:hint="eastAsia"/>
-          <w:szCs w:val="28"/>
-        </w:rPr>
-        <w:t>婉約詞</w:t>
-      </w:r>
-      <w:proofErr w:type="gramEnd"/>
-      <w:r>
-        <w:rPr>
-          <w:rFonts w:hint="eastAsia"/>
-          <w:szCs w:val="28"/>
-        </w:rPr>
-        <w:t>中脫穎而出，成為文人詞的</w:t>
-      </w:r>
-      <w:proofErr w:type="gramStart"/>
-      <w:r>
-        <w:rPr>
-          <w:rFonts w:hint="eastAsia"/>
-          <w:szCs w:val="28"/>
-        </w:rPr>
-        <w:t>上乘之</w:t>
-      </w:r>
-      <w:proofErr w:type="gramEnd"/>
-      <w:r>
-        <w:rPr>
-          <w:rFonts w:hint="eastAsia"/>
-          <w:szCs w:val="28"/>
-        </w:rPr>
-        <w:t>作。</w:t>
-      </w:r>
-      <w:r>
-        <w:rPr>
-          <w:rFonts w:hint="eastAsia"/>
-          <w:bCs/>
-          <w:spacing w:val="-6"/>
-          <w:szCs w:val="28"/>
-        </w:rPr>
-        <w:t>(資料來源：</w:t>
-      </w:r>
-      <w:hyperlink r:id="rId11" w:history="1">
-        <w:r>
-          <w:rPr>
-            <w:rStyle w:val="a8"/>
-            <w:bCs/>
-            <w:spacing w:val="-6"/>
-            <w:szCs w:val="28"/>
-          </w:rPr>
-          <w:t>https://bit.ly/3Y3s6gs</w:t>
-        </w:r>
-      </w:hyperlink>
-      <w:hyperlink r:id="rId12" w:history="1"/>
-      <w:hyperlink r:id="rId13" w:history="1"/>
-      <w:hyperlink r:id="rId14" w:history="1"/>
-      <w:hyperlink r:id="rId15" w:history="1"/>
-      <w:hyperlink r:id="rId16" w:history="1"/>
-      <w:hyperlink r:id="rId17" w:history="1"/>
-      <w:hyperlink r:id="rId18" w:history="1"/>
-      <w:r>
-        <w:rPr>
-          <w:rFonts w:hint="eastAsia"/>
-          <w:bCs/>
-          <w:spacing w:val="-6"/>
-          <w:szCs w:val="28"/>
-        </w:rPr>
-        <w:t>)</w:t>
+        <w:t>歐陽修</w:t>
+      </w:r>
+      <w:r>
+        <w:rPr>
+          <w:rFonts w:hint="eastAsia"/>
+          <w:szCs w:val="28"/>
+        </w:rPr>
+        <w:t>獨特的詞風魅力。</w:t>
       </w:r>
     </w:p>
     <w:p>
@@ -2246,26 +1020,24 @@
           <w:ilvl w:val="0"/>
           <w:numId w:val="1"/>
         </w:numPr>
-        <w:spacing w:after="0" w:line="400" w:lineRule="exact"/>
-        <w:ind w:leftChars="0" w:right="0" w:hanging="482"/>
-      </w:pPr>
-      <w:r>
-        <w:rPr>
-          <w:rFonts w:hint="eastAsia"/>
-        </w:rPr>
-        <w:t>稍遜一籌</w:t>
-      </w:r>
-      <w:r>
-        <w:rPr>
-          <w:rFonts w:hint="eastAsia"/>
-        </w:rPr>
-        <w:t>：稍微差一點。</w:t>
-      </w:r>
-      <w:r>
-        <w:rPr>
-          <w:rFonts w:hint="eastAsia"/>
-        </w:rPr>
-        <w:t>一籌指一個等級、程度。</w:t>
+        <w:spacing w:after="0" w:line="360" w:lineRule="exact"/>
+        <w:ind w:leftChars="0" w:left="284" w:right="0" w:hanging="284"/>
+        <w:jc w:val="both"/>
+      </w:pPr>
+      <w:r>
+        <w:t>白描</w:t>
+      </w:r>
+      <w:r>
+        <w:rPr>
+          <w:rFonts w:hint="eastAsia"/>
+        </w:rPr>
+        <w:t>：</w:t>
+      </w:r>
+      <w:r>
+        <w:rPr>
+          <w:rFonts w:hint="eastAsia"/>
+        </w:rPr>
+        <w:t>繪畫上指僅用墨線勾勒輪廓、不著色彩；文學上則指不用過多的辭藻修飾或誇張比喻，以樸實、簡練的語言直接描摹人、事、物。</w:t>
       </w:r>
     </w:p>
     <w:p>
@@ -2275,14 +1047,36 @@
           <w:ilvl w:val="0"/>
           <w:numId w:val="1"/>
         </w:numPr>
-        <w:spacing w:after="0" w:line="400" w:lineRule="exact"/>
-        <w:ind w:leftChars="0" w:right="0" w:hanging="482"/>
-      </w:pPr>
-      <w:r>
-        <w:rPr>
-          <w:rFonts w:hint="eastAsia"/>
-        </w:rPr>
-        <w:t>清新婉約</w:t>
+        <w:spacing w:after="0" w:line="360" w:lineRule="exact"/>
+        <w:ind w:leftChars="0" w:left="284" w:right="0" w:hanging="286"/>
+        <w:jc w:val="both"/>
+      </w:pPr>
+      <w:r>
+        <w:t>淋漓</w:t>
+      </w:r>
+      <w:r>
+        <w:rPr>
+          <w:rFonts w:hint="eastAsia"/>
+        </w:rPr>
+        <w:t>(</w:t>
+      </w:r>
+      <w:r>
+        <w:rPr>
+          <w:rFonts w:hint="eastAsia"/>
+          <w:color w:val="EE0000"/>
+          <w:sz w:val="16"/>
+          <w:szCs w:val="16"/>
+        </w:rPr>
+        <w:t>ㄌㄧㄣˊ ㄌㄧˊ</w:t>
+      </w:r>
+      <w:r>
+        <w:rPr>
+          <w:rFonts w:hint="eastAsia"/>
+        </w:rPr>
+        <w:t>)</w:t>
+      </w:r>
+      <w:r>
+        <w:t>盡致</w:t>
       </w:r>
       <w:r>
         <w:rPr>
@@ -2291,30 +1085,7 @@
         <w:t>：</w:t>
       </w:r>
       <w:r>
-        <w:rPr>
-          <w:rFonts w:hint="eastAsia"/>
-        </w:rPr>
-        <w:t>清爽</w:t>
-      </w:r>
-      <w:proofErr w:type="gramStart"/>
-      <w:r>
-        <w:rPr>
-          <w:rFonts w:hint="eastAsia"/>
-        </w:rPr>
-        <w:t>新穎</w:t>
-      </w:r>
-      <w:r>
-        <w:rPr>
-          <w:rFonts w:hint="eastAsia"/>
-        </w:rPr>
-        <w:t>、</w:t>
-      </w:r>
-      <w:proofErr w:type="gramEnd"/>
-      <w:r>
-        <w:rPr>
-          <w:rFonts w:hint="eastAsia"/>
-        </w:rPr>
-        <w:t>婉轉含蓄。</w:t>
+        <w:t>形容文章、言論表達得極為透徹、充分；或是指情感、才華的發揮毫無保留。</w:t>
       </w:r>
     </w:p>
     <w:p>
@@ -2324,56 +1095,42 @@
           <w:ilvl w:val="0"/>
           <w:numId w:val="1"/>
         </w:numPr>
-        <w:spacing w:after="0" w:line="400" w:lineRule="exact"/>
-        <w:ind w:leftChars="0" w:right="0" w:hanging="482"/>
-      </w:pPr>
-      <w:r>
-        <w:rPr>
-          <w:rFonts w:hint="eastAsia"/>
-        </w:rPr>
-        <w:t>契合</w:t>
-      </w:r>
-    </w:p>
-    <w:p>
-      <w:pPr>
-        <w:pStyle w:val="aa"/>
-        <w:numPr>
-          <w:ilvl w:val="0"/>
-          <w:numId w:val="42"/>
-        </w:numPr>
-        <w:spacing w:after="0" w:line="400" w:lineRule="exact"/>
-        <w:ind w:leftChars="0" w:right="0" w:hanging="482"/>
-      </w:pPr>
-      <w:r>
-        <w:rPr>
-          <w:rFonts w:hint="eastAsia"/>
-        </w:rPr>
-        <w:t>相合。【例】因為經營理念非常契合，這兩家公司決定展開合作計畫。</w:t>
-      </w:r>
-    </w:p>
-    <w:p>
-      <w:pPr>
-        <w:pStyle w:val="aa"/>
-        <w:numPr>
-          <w:ilvl w:val="0"/>
-          <w:numId w:val="42"/>
-        </w:numPr>
-        <w:spacing w:after="0" w:line="400" w:lineRule="exact"/>
-        <w:ind w:leftChars="0" w:right="0" w:hanging="482"/>
-      </w:pPr>
-      <w:proofErr w:type="gramStart"/>
-      <w:r>
-        <w:rPr>
-          <w:rFonts w:hint="eastAsia"/>
-        </w:rPr>
-        <w:t>情志相投</w:t>
-      </w:r>
-      <w:proofErr w:type="gramEnd"/>
-      <w:r>
-        <w:rPr>
-          <w:rFonts w:hint="eastAsia"/>
-        </w:rPr>
-        <w:t>。【例】他倆是契合無間的好友。</w:t>
+        <w:spacing w:after="0" w:line="360" w:lineRule="exact"/>
+        <w:ind w:leftChars="0" w:left="284" w:right="0" w:hanging="286"/>
+        <w:jc w:val="both"/>
+      </w:pPr>
+      <w:r>
+        <w:t>陰霾</w:t>
+      </w:r>
+      <w:r>
+        <w:rPr>
+          <w:rFonts w:hint="eastAsia"/>
+        </w:rPr>
+        <w:t>(</w:t>
+      </w:r>
+      <w:r>
+        <w:rPr>
+          <w:rFonts w:hint="eastAsia"/>
+          <w:color w:val="EE0000"/>
+          <w:sz w:val="16"/>
+          <w:szCs w:val="16"/>
+        </w:rPr>
+        <w:t>ㄇㄞˊ</w:t>
+      </w:r>
+      <w:r>
+        <w:rPr>
+          <w:rFonts w:hint="eastAsia"/>
+        </w:rPr>
+        <w:t>)</w:t>
+      </w:r>
+      <w:r>
+        <w:rPr>
+          <w:rFonts w:hint="eastAsia"/>
+        </w:rPr>
+        <w:t>：</w:t>
+      </w:r>
+      <w:r>
+        <w:t>本指空氣中懸浮的灰塵、煙霧等造成的混濁天氣；在文學中常用來比喻陰暗、沮喪、壓抑的心情或局勢。帶有一種揮之不去、令人窒息的沉重與不安感。</w:t>
       </w:r>
     </w:p>
     <w:p>
@@ -2383,94 +1140,21 @@
           <w:ilvl w:val="0"/>
           <w:numId w:val="1"/>
         </w:numPr>
-        <w:spacing w:after="0" w:line="400" w:lineRule="exact"/>
-        <w:ind w:leftChars="0" w:right="0" w:hanging="482"/>
-      </w:pPr>
-      <w:r>
-        <w:rPr>
-          <w:rFonts w:hint="eastAsia"/>
-        </w:rPr>
-        <w:t>要</w:t>
-      </w:r>
-      <w:proofErr w:type="gramStart"/>
-      <w:r>
-        <w:rPr>
-          <w:rFonts w:hint="eastAsia"/>
-        </w:rPr>
-        <w:t>眇宜修</w:t>
-      </w:r>
-      <w:proofErr w:type="gramEnd"/>
-      <w:r>
-        <w:rPr>
-          <w:rFonts w:hint="eastAsia"/>
-        </w:rPr>
-        <w:t>：「</w:t>
-      </w:r>
-      <w:r>
-        <w:rPr>
-          <w:rFonts w:hint="eastAsia"/>
-        </w:rPr>
-        <w:t>要</w:t>
-      </w:r>
-      <w:proofErr w:type="gramStart"/>
-      <w:r>
-        <w:rPr>
-          <w:rFonts w:hint="eastAsia"/>
-        </w:rPr>
-        <w:t>眇</w:t>
-      </w:r>
-      <w:proofErr w:type="gramEnd"/>
-      <w:r>
-        <w:rPr>
-          <w:rFonts w:hint="eastAsia"/>
-        </w:rPr>
-        <w:t>」</w:t>
-      </w:r>
-      <w:r>
-        <w:rPr>
-          <w:rFonts w:hint="eastAsia"/>
-        </w:rPr>
-        <w:t>是</w:t>
-      </w:r>
-      <w:r>
-        <w:rPr>
-          <w:rFonts w:hint="eastAsia"/>
-        </w:rPr>
-        <w:t>「</w:t>
-      </w:r>
-      <w:proofErr w:type="gramStart"/>
-      <w:r>
-        <w:rPr>
-          <w:rFonts w:hint="eastAsia"/>
-        </w:rPr>
-        <w:t>好貌</w:t>
-      </w:r>
-      <w:r>
-        <w:rPr>
-          <w:rFonts w:hint="eastAsia"/>
-        </w:rPr>
-        <w:t>」</w:t>
-      </w:r>
-      <w:proofErr w:type="gramEnd"/>
-      <w:r>
-        <w:rPr>
-          <w:rFonts w:hint="eastAsia"/>
-        </w:rPr>
-        <w:t>，是一種美好的樣子。修，飾也。修，</w:t>
-      </w:r>
-      <w:proofErr w:type="gramStart"/>
-      <w:r>
-        <w:rPr>
-          <w:rFonts w:hint="eastAsia"/>
-        </w:rPr>
-        <w:t>是說這種</w:t>
-      </w:r>
-      <w:proofErr w:type="gramEnd"/>
-      <w:r>
-        <w:rPr>
-          <w:rFonts w:hint="eastAsia"/>
-        </w:rPr>
-        <w:t>美是帶著修飾性的一種很精巧的美。</w:t>
+        <w:spacing w:after="0" w:line="360" w:lineRule="exact"/>
+        <w:ind w:leftChars="0" w:left="284" w:right="0" w:hanging="286"/>
+        <w:jc w:val="both"/>
+      </w:pPr>
+      <w:r>
+        <w:t>似水的春光</w:t>
+      </w:r>
+      <w:r>
+        <w:rPr>
+          <w:rFonts w:hint="eastAsia"/>
+        </w:rPr>
+        <w:t>：</w:t>
+      </w:r>
+      <w:r>
+        <w:t>將春天的景色與時光比喻為流動不息的水。象徵美好時光的飛速流逝與不可挽留，常帶有淡淡的惆悵與韶華易逝的感傷。</w:t>
       </w:r>
     </w:p>
     <w:p>
@@ -2480,127 +1164,54 @@
           <w:ilvl w:val="0"/>
           <w:numId w:val="1"/>
         </w:numPr>
-        <w:spacing w:after="0" w:line="400" w:lineRule="exact"/>
-        <w:ind w:leftChars="0" w:right="0" w:hanging="482"/>
-      </w:pPr>
-      <w:r>
-        <w:rPr>
-          <w:rFonts w:hint="eastAsia"/>
-        </w:rPr>
-        <w:t>上片：</w:t>
-      </w:r>
-      <w:r>
-        <w:rPr>
-          <w:rFonts w:hint="eastAsia"/>
-        </w:rPr>
-        <w:t>上片和上</w:t>
-      </w:r>
-      <w:proofErr w:type="gramStart"/>
-      <w:r>
-        <w:rPr>
-          <w:rFonts w:hint="eastAsia"/>
-        </w:rPr>
-        <w:t>闋</w:t>
-      </w:r>
-      <w:proofErr w:type="gramEnd"/>
-      <w:r>
-        <w:rPr>
-          <w:rFonts w:hint="eastAsia"/>
-        </w:rPr>
-        <w:t>沒有區別，上片和上</w:t>
-      </w:r>
-      <w:proofErr w:type="gramStart"/>
-      <w:r>
-        <w:rPr>
-          <w:rFonts w:hint="eastAsia"/>
-        </w:rPr>
-        <w:t>闋</w:t>
-      </w:r>
-      <w:proofErr w:type="gramEnd"/>
-      <w:r>
-        <w:rPr>
-          <w:rFonts w:hint="eastAsia"/>
-        </w:rPr>
-        <w:t>只是同一概念的不同叫法，都</w:t>
-      </w:r>
-      <w:proofErr w:type="gramStart"/>
-      <w:r>
-        <w:rPr>
-          <w:rFonts w:hint="eastAsia"/>
-        </w:rPr>
-        <w:t>是指詞的</w:t>
-      </w:r>
-      <w:proofErr w:type="gramEnd"/>
-      <w:r>
-        <w:rPr>
-          <w:rFonts w:hint="eastAsia"/>
-        </w:rPr>
-        <w:t>上半部分。</w:t>
-      </w:r>
-      <w:r>
-        <w:t xml:space="preserve"> 歌曲或詞，一首為一</w:t>
-      </w:r>
-      <w:proofErr w:type="gramStart"/>
-      <w:r>
-        <w:t>闋</w:t>
-      </w:r>
-      <w:proofErr w:type="gramEnd"/>
-      <w:r>
-        <w:t>；一首詞的一段亦稱</w:t>
-      </w:r>
-      <w:proofErr w:type="gramStart"/>
-      <w:r>
-        <w:t>一闋</w:t>
-      </w:r>
-      <w:proofErr w:type="gramEnd"/>
-      <w:r>
-        <w:t>，前一段稱</w:t>
-      </w:r>
-      <w:r>
-        <w:rPr>
-          <w:rFonts w:hint="eastAsia"/>
-        </w:rPr>
-        <w:t>「</w:t>
-      </w:r>
-      <w:r>
-        <w:t>上</w:t>
-      </w:r>
-      <w:proofErr w:type="gramStart"/>
-      <w:r>
-        <w:t>闋</w:t>
-      </w:r>
-      <w:proofErr w:type="gramEnd"/>
-      <w:r>
-        <w:rPr>
-          <w:rFonts w:hint="eastAsia"/>
-        </w:rPr>
-        <w:t>」</w:t>
-      </w:r>
-      <w:r>
-        <w:t>，後一段稱</w:t>
-      </w:r>
-      <w:r>
-        <w:rPr>
-          <w:rFonts w:hint="eastAsia"/>
-        </w:rPr>
-        <w:t>「</w:t>
-      </w:r>
-      <w:r>
-        <w:t>下</w:t>
-      </w:r>
-      <w:proofErr w:type="gramStart"/>
-      <w:r>
-        <w:t>闋</w:t>
-      </w:r>
-      <w:proofErr w:type="gramEnd"/>
-      <w:r>
-        <w:rPr>
-          <w:rFonts w:hint="eastAsia"/>
-        </w:rPr>
-        <w:t>」</w:t>
-      </w:r>
-      <w:r>
-        <w:t>。</w:t>
+        <w:spacing w:after="0" w:line="360" w:lineRule="exact"/>
+        <w:ind w:leftChars="0" w:left="284" w:right="0" w:hanging="286"/>
+        <w:jc w:val="both"/>
+      </w:pPr>
+      <w:r>
+        <w:t>未成曲調先有情</w:t>
+      </w:r>
+      <w:r>
+        <w:rPr>
+          <w:rFonts w:hint="eastAsia"/>
+        </w:rPr>
+        <w:t>：</w:t>
+      </w:r>
+      <w:r>
+        <w:t>出自</w:t>
+      </w:r>
+      <w:r>
+        <w:rPr>
+          <w:u w:val="single"/>
+        </w:rPr>
+        <w:t>白居易</w:t>
+      </w:r>
+      <w:r>
+        <w:t>《琵琶行》，指樂曲還沒正式彈奏、歌聲尚未唱出之前，演奏者或演唱者的神情與氣場就已經流露出滿腹的情意。形容情感充沛深厚，無需言語或技藝堆砌</w:t>
+      </w:r>
+      <w:r>
+        <w:rPr>
+          <w:rFonts w:hint="eastAsia"/>
+        </w:rPr>
+        <w:t>(</w:t>
+      </w:r>
+      <w:r>
+        <w:rPr>
+          <w:rFonts w:hint="eastAsia"/>
+          <w:color w:val="EE0000"/>
+          <w:sz w:val="16"/>
+          <w:szCs w:val="16"/>
+        </w:rPr>
+        <w:t>ㄑ一ˋ</w:t>
+      </w:r>
+      <w:r>
+        <w:rPr>
+          <w:rFonts w:hint="eastAsia"/>
+        </w:rPr>
+        <w:t>)</w:t>
+      </w:r>
+      <w:r>
+        <w:t>，僅憑氣場與細微的肢體、神情便能感染人心。</w:t>
       </w:r>
     </w:p>
     <w:p>
@@ -2610,14 +1221,12 @@
           <w:ilvl w:val="0"/>
           <w:numId w:val="1"/>
         </w:numPr>
-        <w:spacing w:after="0" w:line="400" w:lineRule="exact"/>
-        <w:ind w:leftChars="0" w:right="0" w:hanging="482"/>
-      </w:pPr>
-      <w:r>
-        <w:rPr>
-          <w:rFonts w:hint="eastAsia"/>
-        </w:rPr>
-        <w:t>黯</w:t>
+        <w:spacing w:after="0" w:line="360" w:lineRule="exact"/>
+        <w:ind w:leftChars="0" w:left="284" w:right="0" w:hanging="286"/>
+        <w:jc w:val="both"/>
+      </w:pPr>
+      <w:r>
+        <w:t>渲</w:t>
       </w:r>
       <w:r>
         <w:rPr>
@@ -2625,26 +1234,15 @@
         </w:rPr>
         <w:t>(</w:t>
       </w:r>
-      <w:proofErr w:type="gramStart"/>
-      <w:r>
-        <w:rPr>
-          <w:rFonts w:hint="eastAsia"/>
-          <w:color w:val="FF0000"/>
+      <w:r>
+        <w:rPr>
+          <w:rFonts w:hint="eastAsia"/>
+          <w:color w:val="EE0000"/>
           <w:sz w:val="16"/>
           <w:szCs w:val="16"/>
         </w:rPr>
-        <w:t>ㄢ</w:t>
-      </w:r>
-      <w:r>
-        <w:rPr>
-          <w:rFonts w:hint="eastAsia"/>
-          <w:color w:val="FF0000"/>
-          <w:sz w:val="16"/>
-          <w:szCs w:val="16"/>
-        </w:rPr>
-        <w:t>ˋ</w:t>
-      </w:r>
-      <w:proofErr w:type="gramEnd"/>
+        <w:t>ㄒㄩㄢˋ</w:t>
+      </w:r>
       <w:r>
         <w:rPr>
           <w:rFonts w:hint="eastAsia"/>
@@ -2652,44 +1250,16 @@
         <w:t>)</w:t>
       </w:r>
       <w:r>
-        <w:rPr>
-          <w:rFonts w:hint="eastAsia"/>
-        </w:rPr>
-        <w:t>然</w:t>
-      </w:r>
-    </w:p>
-    <w:p>
-      <w:pPr>
-        <w:pStyle w:val="aa"/>
-        <w:numPr>
-          <w:ilvl w:val="0"/>
-          <w:numId w:val="43"/>
-        </w:numPr>
-        <w:spacing w:after="0" w:line="400" w:lineRule="exact"/>
-        <w:ind w:leftChars="0" w:right="0" w:hanging="482"/>
-      </w:pPr>
-      <w:r>
-        <w:rPr>
-          <w:rFonts w:hint="eastAsia"/>
-        </w:rPr>
-        <w:t>陰暗無光的樣子。【例】黯然失色</w:t>
-      </w:r>
-    </w:p>
-    <w:p>
-      <w:pPr>
-        <w:pStyle w:val="aa"/>
-        <w:numPr>
-          <w:ilvl w:val="0"/>
-          <w:numId w:val="43"/>
-        </w:numPr>
-        <w:spacing w:after="0" w:line="400" w:lineRule="exact"/>
-        <w:ind w:leftChars="0" w:right="0" w:hanging="482"/>
-      </w:pPr>
-      <w:r>
-        <w:rPr>
-          <w:rFonts w:hint="eastAsia"/>
-        </w:rPr>
-        <w:t>心神沮喪的樣子。【例】提起那件傷心往事，她臉上一陣黯然。</w:t>
+        <w:t>染</w:t>
+      </w:r>
+      <w:r>
+        <w:rPr>
+          <w:rFonts w:hint="eastAsia"/>
+        </w:rPr>
+        <w:t>：</w:t>
+      </w:r>
+      <w:r>
+        <w:t>原是國畫技法，指用水墨或色彩烘托、鋪陳景物；在文學上指透過對環境、氣氛或細節的多方面描寫，以加強文藝效果。透過外在環境的營造，來襯托內在情感的濃烈，具有極佳的感染力。</w:t>
       </w:r>
     </w:p>
     <w:p>
@@ -2699,14 +1269,33 @@
           <w:ilvl w:val="0"/>
           <w:numId w:val="1"/>
         </w:numPr>
-        <w:spacing w:after="0" w:line="400" w:lineRule="exact"/>
-        <w:ind w:leftChars="0" w:right="0" w:hanging="482"/>
-      </w:pPr>
-      <w:r>
-        <w:rPr>
-          <w:rFonts w:hint="eastAsia"/>
-        </w:rPr>
-        <w:t>鬱結</w:t>
+        <w:spacing w:after="0" w:line="360" w:lineRule="exact"/>
+        <w:ind w:leftChars="0" w:left="284" w:right="0" w:hanging="286"/>
+        <w:jc w:val="both"/>
+      </w:pPr>
+      <w:r>
+        <w:t>振聾發聵</w:t>
+      </w:r>
+      <w:r>
+        <w:rPr>
+          <w:rFonts w:hint="eastAsia"/>
+        </w:rPr>
+        <w:t>(</w:t>
+      </w:r>
+      <w:r>
+        <w:rPr>
+          <w:rFonts w:hint="eastAsia"/>
+          <w:color w:val="EE0000"/>
+          <w:sz w:val="16"/>
+          <w:szCs w:val="16"/>
+        </w:rPr>
+        <w:t>ㄎㄨㄟˋ</w:t>
+      </w:r>
+      <w:r>
+        <w:rPr>
+          <w:rFonts w:hint="eastAsia"/>
+        </w:rPr>
+        <w:t>)</w:t>
       </w:r>
       <w:r>
         <w:rPr>
@@ -2715,10 +1304,7 @@
         <w:t>：</w:t>
       </w:r>
       <w:r>
-        <w:rPr>
-          <w:rFonts w:hint="eastAsia"/>
-        </w:rPr>
-        <w:t>積聚不舒暢。【例】心有鬱結，當然悶悶不樂。</w:t>
+        <w:t>連發出的巨大聲響都能把耳聾的人震醒（「聵」指耳聾）；比喻用深刻的言論或思想去喚醒糊塗、麻木的人。具有強大的思想衝擊力與啟發性，能讓人瞬間清醒並有所反思。</w:t>
       </w:r>
     </w:p>
     <w:p>
@@ -2728,40 +1314,21 @@
           <w:ilvl w:val="0"/>
           <w:numId w:val="1"/>
         </w:numPr>
-        <w:spacing w:after="0" w:line="400" w:lineRule="exact"/>
-        <w:ind w:leftChars="0" w:right="0" w:hanging="482"/>
-      </w:pPr>
-      <w:proofErr w:type="gramStart"/>
-      <w:r>
-        <w:rPr>
-          <w:rFonts w:hint="eastAsia"/>
-        </w:rPr>
-        <w:t>曠</w:t>
-      </w:r>
-      <w:proofErr w:type="gramEnd"/>
-      <w:r>
-        <w:rPr>
-          <w:rFonts w:hint="eastAsia"/>
-        </w:rPr>
-        <w:t>達</w:t>
-      </w:r>
-      <w:r>
-        <w:rPr>
-          <w:rFonts w:hint="eastAsia"/>
-        </w:rPr>
-        <w:t>:</w:t>
-      </w:r>
-      <w:r>
-        <w:rPr>
-          <w:rFonts w:hint="eastAsia"/>
-        </w:rPr>
-        <w:t xml:space="preserve"> </w:t>
-      </w:r>
-      <w:r>
-        <w:rPr>
-          <w:rFonts w:hint="eastAsia"/>
-        </w:rPr>
-        <w:t>心胸豁達。</w:t>
+        <w:spacing w:after="0" w:line="360" w:lineRule="exact"/>
+        <w:ind w:leftChars="0" w:left="284" w:right="0" w:hanging="286"/>
+        <w:jc w:val="both"/>
+      </w:pPr>
+      <w:r>
+        <w:t>蕭瑟</w:t>
+      </w:r>
+      <w:r>
+        <w:rPr>
+          <w:rFonts w:hint="eastAsia"/>
+        </w:rPr>
+        <w:t>：</w:t>
+      </w:r>
+      <w:r>
+        <w:t>形容風吹拂樹木等發出的聲音，或指風雨淒清、草木枯落、秋景冷清的景象。</w:t>
       </w:r>
     </w:p>
     <w:p>
@@ -2771,40 +1338,21 @@
           <w:ilvl w:val="0"/>
           <w:numId w:val="1"/>
         </w:numPr>
-        <w:spacing w:after="0" w:line="400" w:lineRule="exact"/>
-        <w:ind w:leftChars="0" w:right="0" w:hanging="482"/>
-      </w:pPr>
-      <w:r>
-        <w:rPr>
-          <w:rFonts w:hint="eastAsia"/>
-        </w:rPr>
-        <w:t>深</w:t>
-      </w:r>
-      <w:proofErr w:type="gramStart"/>
-      <w:r>
-        <w:rPr>
-          <w:rFonts w:hint="eastAsia"/>
-        </w:rPr>
-        <w:t>沉</w:t>
-      </w:r>
-      <w:proofErr w:type="gramEnd"/>
-      <w:r>
-        <w:rPr>
-          <w:rFonts w:hint="eastAsia"/>
-        </w:rPr>
-        <w:t>綿長：</w:t>
-      </w:r>
-      <w:r>
-        <w:rPr>
-          <w:rFonts w:hint="eastAsia"/>
-        </w:rPr>
-        <w:t>感情很深刻、很真摯，而且持續時間很長</w:t>
-      </w:r>
-      <w:r>
-        <w:rPr>
-          <w:rFonts w:hint="eastAsia"/>
-        </w:rPr>
-        <w:t>。</w:t>
+        <w:spacing w:after="0" w:line="360" w:lineRule="exact"/>
+        <w:ind w:leftChars="0" w:left="284" w:right="0" w:hanging="286"/>
+        <w:jc w:val="both"/>
+      </w:pPr>
+      <w:r>
+        <w:t>熾熱</w:t>
+      </w:r>
+      <w:r>
+        <w:rPr>
+          <w:rFonts w:hint="eastAsia"/>
+        </w:rPr>
+        <w:t>：</w:t>
+      </w:r>
+      <w:r>
+        <w:t>形容溫度極高、火熱，或比喻情感、意志熱烈而強烈。充滿生命力與爆發力，毫無保留的熱情與投入。</w:t>
       </w:r>
     </w:p>
     <w:p>
@@ -2814,20 +1362,21 @@
           <w:ilvl w:val="0"/>
           <w:numId w:val="1"/>
         </w:numPr>
-        <w:spacing w:after="0" w:line="400" w:lineRule="exact"/>
-        <w:ind w:leftChars="0" w:right="0" w:hanging="482"/>
-      </w:pPr>
-      <w:r>
-        <w:rPr>
-          <w:rFonts w:hint="eastAsia"/>
-        </w:rPr>
-        <w:t>大氣</w:t>
-      </w:r>
-      <w:r>
-        <w:rPr>
-          <w:rFonts w:hint="eastAsia"/>
-        </w:rPr>
-        <w:t>：氣度宏偉。</w:t>
+        <w:spacing w:after="0" w:line="360" w:lineRule="exact"/>
+        <w:ind w:leftChars="0" w:left="284" w:right="0" w:hanging="426"/>
+        <w:jc w:val="both"/>
+      </w:pPr>
+      <w:r>
+        <w:t>昇華</w:t>
+      </w:r>
+      <w:r>
+        <w:rPr>
+          <w:rFonts w:hint="eastAsia"/>
+        </w:rPr>
+        <w:t>：</w:t>
+      </w:r>
+      <w:r>
+        <w:t>本是物理學名詞（固體直接轉化為氣體），在心理學與美學中，指將低層次的慾望、情感或具體的事物，提升到更高尚、更普遍、更具精神價值的境界。</w:t>
       </w:r>
     </w:p>
     <w:p>
@@ -2837,14 +1386,12 @@
           <w:ilvl w:val="0"/>
           <w:numId w:val="1"/>
         </w:numPr>
-        <w:spacing w:after="0" w:line="400" w:lineRule="exact"/>
-        <w:ind w:leftChars="0" w:right="0" w:hanging="482"/>
-      </w:pPr>
-      <w:r>
-        <w:rPr>
-          <w:rFonts w:hint="eastAsia"/>
-        </w:rPr>
-        <w:t>沉鬱</w:t>
+        <w:spacing w:after="0" w:line="360" w:lineRule="exact"/>
+        <w:ind w:leftChars="0" w:left="284" w:right="0" w:hanging="426"/>
+        <w:jc w:val="both"/>
+      </w:pPr>
+      <w:r>
+        <w:t>哲理意味</w:t>
       </w:r>
       <w:r>
         <w:rPr>
@@ -2853,10 +1400,7 @@
         <w:t>：</w:t>
       </w:r>
       <w:r>
-        <w:rPr>
-          <w:rFonts w:hint="eastAsia"/>
-        </w:rPr>
-        <w:t>語氣沉重鬱悶。</w:t>
+        <w:t>作品中蘊含著關於宇宙、人生、人性等深層道理的意趣與韻味。</w:t>
       </w:r>
     </w:p>
     <w:p>
@@ -2866,30 +1410,129 @@
           <w:ilvl w:val="0"/>
           <w:numId w:val="1"/>
         </w:numPr>
-        <w:spacing w:after="0" w:line="400" w:lineRule="exact"/>
-        <w:ind w:leftChars="0" w:right="0" w:hanging="482"/>
-      </w:pPr>
-      <w:r>
-        <w:rPr>
-          <w:rFonts w:hint="eastAsia"/>
-        </w:rPr>
+        <w:spacing w:after="0" w:line="360" w:lineRule="exact"/>
+        <w:ind w:leftChars="0" w:left="284" w:right="0" w:hanging="426"/>
+        <w:jc w:val="both"/>
+      </w:pPr>
+      <w:r>
         <w:t>跌宕</w:t>
       </w:r>
       <w:r>
         <w:rPr>
           <w:rFonts w:hint="eastAsia"/>
         </w:rPr>
+        <w:t>(</w:t>
+      </w:r>
+      <w:r>
+        <w:rPr>
+          <w:rFonts w:hint="eastAsia"/>
+          <w:color w:val="EE0000"/>
+          <w:sz w:val="16"/>
+          <w:szCs w:val="16"/>
+        </w:rPr>
+        <w:t>ㄉㄤˋ</w:t>
+      </w:r>
+      <w:r>
+        <w:rPr>
+          <w:rFonts w:hint="eastAsia"/>
+        </w:rPr>
+        <w:t>)</w:t>
+      </w:r>
+      <w:r>
+        <w:t>有致</w:t>
+      </w:r>
+      <w:r>
+        <w:rPr>
+          <w:rFonts w:hint="eastAsia"/>
+        </w:rPr>
         <w:t>：</w:t>
       </w:r>
       <w:r>
-        <w:rPr>
-          <w:rFonts w:hint="eastAsia"/>
-        </w:rPr>
-        <w:t>形容文章音節抑揚頓挫。</w:t>
+        <w:t>形容文章的情節、語調或藝術表現起伏變化、有滋有味、富有節奏感（「跌宕」指波瀾起伏，「有致」指情趣盎然）。避免了平鋪直敘的呆板，讓整體結構展現出豐富的層次與藝術美感。</w:t>
+      </w:r>
+    </w:p>
+    <w:p>
+      <w:pPr>
+        <w:pStyle w:val="aa"/>
+        <w:numPr>
+          <w:ilvl w:val="0"/>
+          <w:numId w:val="1"/>
+        </w:numPr>
+        <w:spacing w:after="0" w:line="360" w:lineRule="exact"/>
+        <w:ind w:leftChars="0" w:left="284" w:right="0" w:hanging="426"/>
+        <w:jc w:val="both"/>
+      </w:pPr>
+      <w:r>
+        <w:t>花事荼蘼</w:t>
+      </w:r>
+      <w:r>
+        <w:rPr>
+          <w:rFonts w:hint="eastAsia"/>
+        </w:rPr>
+        <w:t>(</w:t>
+      </w:r>
+      <w:r>
+        <w:rPr>
+          <w:rFonts w:hint="eastAsia"/>
+          <w:color w:val="EE0000"/>
+          <w:sz w:val="16"/>
+          <w:szCs w:val="16"/>
+        </w:rPr>
+        <w:t>ㄊㄨˊ ㄇㄧˇ</w:t>
+      </w:r>
+      <w:r>
+        <w:rPr>
+          <w:rFonts w:hint="eastAsia"/>
+        </w:rPr>
+        <w:t>)</w:t>
+      </w:r>
+      <w:r>
+        <w:rPr>
+          <w:rFonts w:hint="eastAsia"/>
+        </w:rPr>
+        <w:t>：</w:t>
+      </w:r>
+      <w:r>
+        <w:t>「荼蘼」是一種花期較晚的薔薇科植物，春天最後開花。「花事荼蘼」指花季即將結束、春天走到尾聲。帶有繁華落盡、青春或美好事物消逝的悲傷與無奈美感。</w:t>
+      </w:r>
+    </w:p>
+    <w:p>
+      <w:pPr>
+        <w:pStyle w:val="aa"/>
+        <w:numPr>
+          <w:ilvl w:val="0"/>
+          <w:numId w:val="1"/>
+        </w:numPr>
+        <w:spacing w:after="0" w:line="360" w:lineRule="exact"/>
+        <w:ind w:leftChars="0" w:left="284" w:right="0" w:hanging="426"/>
+        <w:jc w:val="both"/>
+        <w:rPr>
+          <w:rFonts w:hint="eastAsia"/>
+          <w:spacing w:val="-6"/>
+        </w:rPr>
+      </w:pPr>
+      <w:r>
+        <w:rPr>
+          <w:spacing w:val="-6"/>
+        </w:rPr>
+        <w:t>反襯</w:t>
+      </w:r>
+      <w:r>
+        <w:rPr>
+          <w:rFonts w:hint="eastAsia"/>
+          <w:spacing w:val="-6"/>
+        </w:rPr>
+        <w:t>：</w:t>
+      </w:r>
+      <w:r>
+        <w:rPr>
+          <w:spacing w:val="-6"/>
+        </w:rPr>
+        <w:t>一種修辭與表現手法，利用主體事物的對立面（如以動襯靜、以樂景襯哀情）來烘托主體，使其特徵更為鮮明。透過對比產生張力，使情感的表達更具穿透力與深度。</w:t>
       </w:r>
     </w:p>
     <w:sectPr>
-      <w:footerReference w:type="default" r:id="rId19"/>
+      <w:footerReference w:type="default" r:id="rId8"/>
       <w:pgSz w:w="11906" w:h="16838"/>
       <w:pgMar w:top="567" w:right="567" w:bottom="567" w:left="567" w:header="0" w:footer="0" w:gutter="0"/>
       <w:cols w:space="720"/>
@@ -2900,7 +1543,7 @@
 </file>
 
 <file path=word/endnotes.xml><?xml version="1.0" encoding="utf-8"?>
-<w:endnotes xmlns:wpc="http://schemas.microsoft.com/office/word/2010/wordprocessingCanvas" xmlns:cx="http://schemas.microsoft.com/office/drawing/2014/chartex" xmlns:cx1="http://schemas.microsoft.com/office/drawing/2015/9/8/chartex" xmlns:cx2="http://schemas.microsoft.com/office/drawing/2015/10/21/chartex" xmlns:cx3="http://schemas.microsoft.com/office/drawing/2016/5/9/chartex" xmlns:cx4="http://schemas.microsoft.com/office/drawing/2016/5/10/chartex" xmlns:cx5="http://schemas.microsoft.com/office/drawing/2016/5/11/chartex" xmlns:cx6="http://schemas.microsoft.com/office/drawing/2016/5/12/chartex" xmlns:cx7="http://schemas.microsoft.com/office/drawing/2016/5/13/chartex" xmlns:cx8="http://schemas.microsoft.com/office/drawing/2016/5/14/chartex" xmlns:mc="http://schemas.openxmlformats.org/markup-compatibility/2006" xmlns:aink="http://schemas.microsoft.com/office/drawing/2016/ink" xmlns:am3d="http://schemas.microsoft.com/office/drawing/2017/model3d" xmlns:o="urn:schemas-microsoft-com:office:office" xmlns:oel="http://schemas.microsoft.com/office/2019/extlst" xmlns:r="http://schemas.openxmlformats.org/officeDocument/2006/relationships" xmlns:m="http://schemas.openxmlformats.org/officeDocument/2006/math" xmlns:v="urn:schemas-microsoft-com:vml" xmlns:wp14="http://schemas.microsoft.com/office/word/2010/wordprocessingDrawing" xmlns:wp="http://schemas.openxmlformats.org/drawingml/2006/wordprocessingDrawing" xmlns:w10="urn:schemas-microsoft-com:office:word" xmlns:w="http://schemas.openxmlformats.org/wordprocessingml/2006/main" xmlns:w14="http://schemas.microsoft.com/office/word/2010/wordml" xmlns:w15="http://schemas.microsoft.com/office/word/2012/wordml" xmlns:w16cex="http://schemas.microsoft.com/office/word/2018/wordml/cex" xmlns:w16cid="http://schemas.microsoft.com/office/word/2016/wordml/cid" xmlns:w16="http://schemas.microsoft.com/office/word/2018/wordml" xmlns:w16sdtdh="http://schemas.microsoft.com/office/word/2020/wordml/sdtdatahash" xmlns:w16se="http://schemas.microsoft.com/office/word/2015/wordml/symex" xmlns:wpg="http://schemas.microsoft.com/office/word/2010/wordprocessingGroup" xmlns:wpi="http://schemas.microsoft.com/office/word/2010/wordprocessingInk" xmlns:wne="http://schemas.microsoft.com/office/word/2006/wordml" xmlns:wps="http://schemas.microsoft.com/office/word/2010/wordprocessingShape" mc:Ignorable="w14 w15 w16se w16cid w16 w16cex w16sdtdh wp14">
+<w:endnotes xmlns:wpc="http://schemas.microsoft.com/office/word/2010/wordprocessingCanvas" xmlns:cx="http://schemas.microsoft.com/office/drawing/2014/chartex" xmlns:cx1="http://schemas.microsoft.com/office/drawing/2015/9/8/chartex" xmlns:cx2="http://schemas.microsoft.com/office/drawing/2015/10/21/chartex" xmlns:cx3="http://schemas.microsoft.com/office/drawing/2016/5/9/chartex" xmlns:cx4="http://schemas.microsoft.com/office/drawing/2016/5/10/chartex" xmlns:cx5="http://schemas.microsoft.com/office/drawing/2016/5/11/chartex" xmlns:cx6="http://schemas.microsoft.com/office/drawing/2016/5/12/chartex" xmlns:cx7="http://schemas.microsoft.com/office/drawing/2016/5/13/chartex" xmlns:cx8="http://schemas.microsoft.com/office/drawing/2016/5/14/chartex" xmlns:mc="http://schemas.openxmlformats.org/markup-compatibility/2006" xmlns:aink="http://schemas.microsoft.com/office/drawing/2016/ink" xmlns:am3d="http://schemas.microsoft.com/office/drawing/2017/model3d" xmlns:o="urn:schemas-microsoft-com:office:office" xmlns:oel="http://schemas.microsoft.com/office/2019/extlst" xmlns:r="http://schemas.openxmlformats.org/officeDocument/2006/relationships" xmlns:m="http://schemas.openxmlformats.org/officeDocument/2006/math" xmlns:v="urn:schemas-microsoft-com:vml" xmlns:wp14="http://schemas.microsoft.com/office/word/2010/wordprocessingDrawing" xmlns:wp="http://schemas.openxmlformats.org/drawingml/2006/wordprocessingDrawing" xmlns:w10="urn:schemas-microsoft-com:office:word" xmlns:w="http://schemas.openxmlformats.org/wordprocessingml/2006/main" xmlns:w14="http://schemas.microsoft.com/office/word/2010/wordml" xmlns:w15="http://schemas.microsoft.com/office/word/2012/wordml" xmlns:w16cex="http://schemas.microsoft.com/office/word/2018/wordml/cex" xmlns:w16cid="http://schemas.microsoft.com/office/word/2016/wordml/cid" xmlns:w16="http://schemas.microsoft.com/office/word/2018/wordml" xmlns:w16du="http://schemas.microsoft.com/office/word/2023/wordml/word16du" xmlns:w16sdtdh="http://schemas.microsoft.com/office/word/2020/wordml/sdtdatahash" xmlns:w16sdtfl="http://schemas.microsoft.com/office/word/2024/wordml/sdtformatlock" xmlns:w16se="http://schemas.microsoft.com/office/word/2015/wordml/symex" xmlns:wpg="http://schemas.microsoft.com/office/word/2010/wordprocessingGroup" xmlns:wpi="http://schemas.microsoft.com/office/word/2010/wordprocessingInk" xmlns:wne="http://schemas.microsoft.com/office/word/2006/wordml" xmlns:wps="http://schemas.microsoft.com/office/word/2010/wordprocessingShape" mc:Ignorable="w14 w15 w16se w16cid w16 w16cex w16sdtdh w16sdtfl w16du wp14">
   <w:endnote w:type="separator" w:id="-1">
     <w:p>
       <w:pPr>
@@ -2925,7 +1568,7 @@
 </file>
 
 <file path=word/footer1.xml><?xml version="1.0" encoding="utf-8"?>
-<w:ftr xmlns:wpc="http://schemas.microsoft.com/office/word/2010/wordprocessingCanvas" xmlns:cx="http://schemas.microsoft.com/office/drawing/2014/chartex" xmlns:cx1="http://schemas.microsoft.com/office/drawing/2015/9/8/chartex" xmlns:cx2="http://schemas.microsoft.com/office/drawing/2015/10/21/chartex" xmlns:cx3="http://schemas.microsoft.com/office/drawing/2016/5/9/chartex" xmlns:cx4="http://schemas.microsoft.com/office/drawing/2016/5/10/chartex" xmlns:cx5="http://schemas.microsoft.com/office/drawing/2016/5/11/chartex" xmlns:cx6="http://schemas.microsoft.com/office/drawing/2016/5/12/chartex" xmlns:cx7="http://schemas.microsoft.com/office/drawing/2016/5/13/chartex" xmlns:cx8="http://schemas.microsoft.com/office/drawing/2016/5/14/chartex" xmlns:mc="http://schemas.openxmlformats.org/markup-compatibility/2006" xmlns:aink="http://schemas.microsoft.com/office/drawing/2016/ink" xmlns:am3d="http://schemas.microsoft.com/office/drawing/2017/model3d" xmlns:o="urn:schemas-microsoft-com:office:office" xmlns:oel="http://schemas.microsoft.com/office/2019/extlst" xmlns:r="http://schemas.openxmlformats.org/officeDocument/2006/relationships" xmlns:m="http://schemas.openxmlformats.org/officeDocument/2006/math" xmlns:v="urn:schemas-microsoft-com:vml" xmlns:wp14="http://schemas.microsoft.com/office/word/2010/wordprocessingDrawing" xmlns:wp="http://schemas.openxmlformats.org/drawingml/2006/wordprocessingDrawing" xmlns:w10="urn:schemas-microsoft-com:office:word" xmlns:w="http://schemas.openxmlformats.org/wordprocessingml/2006/main" xmlns:w14="http://schemas.microsoft.com/office/word/2010/wordml" xmlns:w15="http://schemas.microsoft.com/office/word/2012/wordml" xmlns:w16cex="http://schemas.microsoft.com/office/word/2018/wordml/cex" xmlns:w16cid="http://schemas.microsoft.com/office/word/2016/wordml/cid" xmlns:w16="http://schemas.microsoft.com/office/word/2018/wordml" xmlns:w16sdtdh="http://schemas.microsoft.com/office/word/2020/wordml/sdtdatahash" xmlns:w16se="http://schemas.microsoft.com/office/word/2015/wordml/symex" xmlns:wpg="http://schemas.microsoft.com/office/word/2010/wordprocessingGroup" xmlns:wpi="http://schemas.microsoft.com/office/word/2010/wordprocessingInk" xmlns:wne="http://schemas.microsoft.com/office/word/2006/wordml" xmlns:wps="http://schemas.microsoft.com/office/word/2010/wordprocessingShape" mc:Ignorable="w14 w15 w16se w16cid w16 w16cex w16sdtdh wp14">
+<w:ftr xmlns:wpc="http://schemas.microsoft.com/office/word/2010/wordprocessingCanvas" xmlns:cx="http://schemas.microsoft.com/office/drawing/2014/chartex" xmlns:cx1="http://schemas.microsoft.com/office/drawing/2015/9/8/chartex" xmlns:cx2="http://schemas.microsoft.com/office/drawing/2015/10/21/chartex" xmlns:cx3="http://schemas.microsoft.com/office/drawing/2016/5/9/chartex" xmlns:cx4="http://schemas.microsoft.com/office/drawing/2016/5/10/chartex" xmlns:cx5="http://schemas.microsoft.com/office/drawing/2016/5/11/chartex" xmlns:cx6="http://schemas.microsoft.com/office/drawing/2016/5/12/chartex" xmlns:cx7="http://schemas.microsoft.com/office/drawing/2016/5/13/chartex" xmlns:cx8="http://schemas.microsoft.com/office/drawing/2016/5/14/chartex" xmlns:mc="http://schemas.openxmlformats.org/markup-compatibility/2006" xmlns:aink="http://schemas.microsoft.com/office/drawing/2016/ink" xmlns:am3d="http://schemas.microsoft.com/office/drawing/2017/model3d" xmlns:o="urn:schemas-microsoft-com:office:office" xmlns:oel="http://schemas.microsoft.com/office/2019/extlst" xmlns:r="http://schemas.openxmlformats.org/officeDocument/2006/relationships" xmlns:m="http://schemas.openxmlformats.org/officeDocument/2006/math" xmlns:v="urn:schemas-microsoft-com:vml" xmlns:wp14="http://schemas.microsoft.com/office/word/2010/wordprocessingDrawing" xmlns:wp="http://schemas.openxmlformats.org/drawingml/2006/wordprocessingDrawing" xmlns:w10="urn:schemas-microsoft-com:office:word" xmlns:w="http://schemas.openxmlformats.org/wordprocessingml/2006/main" xmlns:w14="http://schemas.microsoft.com/office/word/2010/wordml" xmlns:w15="http://schemas.microsoft.com/office/word/2012/wordml" xmlns:w16cex="http://schemas.microsoft.com/office/word/2018/wordml/cex" xmlns:w16cid="http://schemas.microsoft.com/office/word/2016/wordml/cid" xmlns:w16="http://schemas.microsoft.com/office/word/2018/wordml" xmlns:w16du="http://schemas.microsoft.com/office/word/2023/wordml/word16du" xmlns:w16sdtdh="http://schemas.microsoft.com/office/word/2020/wordml/sdtdatahash" xmlns:w16sdtfl="http://schemas.microsoft.com/office/word/2024/wordml/sdtformatlock" xmlns:w16se="http://schemas.microsoft.com/office/word/2015/wordml/symex" xmlns:wpg="http://schemas.microsoft.com/office/word/2010/wordprocessingGroup" xmlns:wpi="http://schemas.microsoft.com/office/word/2010/wordprocessingInk" xmlns:wne="http://schemas.microsoft.com/office/word/2006/wordml" xmlns:wps="http://schemas.microsoft.com/office/word/2010/wordprocessingShape" mc:Ignorable="w14 w15 w16se w16cid w16 w16cex w16sdtdh w16sdtfl w16du wp14">
   <w:sdt>
     <w:sdtPr>
       <w:id w:val="1495451635"/>
@@ -2938,6 +1581,7 @@
       <w:p>
         <w:pPr>
           <w:pStyle w:val="a6"/>
+          <w:ind w:right="-1"/>
           <w:jc w:val="right"/>
         </w:pPr>
         <w:r>
@@ -2976,7 +1620,7 @@
 </file>
 
 <file path=word/footnotes.xml><?xml version="1.0" encoding="utf-8"?>
-<w:footnotes xmlns:wpc="http://schemas.microsoft.com/office/word/2010/wordprocessingCanvas" xmlns:cx="http://schemas.microsoft.com/office/drawing/2014/chartex" xmlns:cx1="http://schemas.microsoft.com/office/drawing/2015/9/8/chartex" xmlns:cx2="http://schemas.microsoft.com/office/drawing/2015/10/21/chartex" xmlns:cx3="http://schemas.microsoft.com/office/drawing/2016/5/9/chartex" xmlns:cx4="http://schemas.microsoft.com/office/drawing/2016/5/10/chartex" xmlns:cx5="http://schemas.microsoft.com/office/drawing/2016/5/11/chartex" xmlns:cx6="http://schemas.microsoft.com/office/drawing/2016/5/12/chartex" xmlns:cx7="http://schemas.microsoft.com/office/drawing/2016/5/13/chartex" xmlns:cx8="http://schemas.microsoft.com/office/drawing/2016/5/14/chartex" xmlns:mc="http://schemas.openxmlformats.org/markup-compatibility/2006" xmlns:aink="http://schemas.microsoft.com/office/drawing/2016/ink" xmlns:am3d="http://schemas.microsoft.com/office/drawing/2017/model3d" xmlns:o="urn:schemas-microsoft-com:office:office" xmlns:oel="http://schemas.microsoft.com/office/2019/extlst" xmlns:r="http://schemas.openxmlformats.org/officeDocument/2006/relationships" xmlns:m="http://schemas.openxmlformats.org/officeDocument/2006/math" xmlns:v="urn:schemas-microsoft-com:vml" xmlns:wp14="http://schemas.microsoft.com/office/word/2010/wordprocessingDrawing" xmlns:wp="http://schemas.openxmlformats.org/drawingml/2006/wordprocessingDrawing" xmlns:w10="urn:schemas-microsoft-com:office:word" xmlns:w="http://schemas.openxmlformats.org/wordprocessingml/2006/main" xmlns:w14="http://schemas.microsoft.com/office/word/2010/wordml" xmlns:w15="http://schemas.microsoft.com/office/word/2012/wordml" xmlns:w16cex="http://schemas.microsoft.com/office/word/2018/wordml/cex" xmlns:w16cid="http://schemas.microsoft.com/office/word/2016/wordml/cid" xmlns:w16="http://schemas.microsoft.com/office/word/2018/wordml" xmlns:w16sdtdh="http://schemas.microsoft.com/office/word/2020/wordml/sdtdatahash" xmlns:w16se="http://schemas.microsoft.com/office/word/2015/wordml/symex" xmlns:wpg="http://schemas.microsoft.com/office/word/2010/wordprocessingGroup" xmlns:wpi="http://schemas.microsoft.com/office/word/2010/wordprocessingInk" xmlns:wne="http://schemas.microsoft.com/office/word/2006/wordml" xmlns:wps="http://schemas.microsoft.com/office/word/2010/wordprocessingShape" mc:Ignorable="w14 w15 w16se w16cid w16 w16cex w16sdtdh wp14">
+<w:footnotes xmlns:wpc="http://schemas.microsoft.com/office/word/2010/wordprocessingCanvas" xmlns:cx="http://schemas.microsoft.com/office/drawing/2014/chartex" xmlns:cx1="http://schemas.microsoft.com/office/drawing/2015/9/8/chartex" xmlns:cx2="http://schemas.microsoft.com/office/drawing/2015/10/21/chartex" xmlns:cx3="http://schemas.microsoft.com/office/drawing/2016/5/9/chartex" xmlns:cx4="http://schemas.microsoft.com/office/drawing/2016/5/10/chartex" xmlns:cx5="http://schemas.microsoft.com/office/drawing/2016/5/11/chartex" xmlns:cx6="http://schemas.microsoft.com/office/drawing/2016/5/12/chartex" xmlns:cx7="http://schemas.microsoft.com/office/drawing/2016/5/13/chartex" xmlns:cx8="http://schemas.microsoft.com/office/drawing/2016/5/14/chartex" xmlns:mc="http://schemas.openxmlformats.org/markup-compatibility/2006" xmlns:aink="http://schemas.microsoft.com/office/drawing/2016/ink" xmlns:am3d="http://schemas.microsoft.com/office/drawing/2017/model3d" xmlns:o="urn:schemas-microsoft-com:office:office" xmlns:oel="http://schemas.microsoft.com/office/2019/extlst" xmlns:r="http://schemas.openxmlformats.org/officeDocument/2006/relationships" xmlns:m="http://schemas.openxmlformats.org/officeDocument/2006/math" xmlns:v="urn:schemas-microsoft-com:vml" xmlns:wp14="http://schemas.microsoft.com/office/word/2010/wordprocessingDrawing" xmlns:wp="http://schemas.openxmlformats.org/drawingml/2006/wordprocessingDrawing" xmlns:w10="urn:schemas-microsoft-com:office:word" xmlns:w="http://schemas.openxmlformats.org/wordprocessingml/2006/main" xmlns:w14="http://schemas.microsoft.com/office/word/2010/wordml" xmlns:w15="http://schemas.microsoft.com/office/word/2012/wordml" xmlns:w16cex="http://schemas.microsoft.com/office/word/2018/wordml/cex" xmlns:w16cid="http://schemas.microsoft.com/office/word/2016/wordml/cid" xmlns:w16="http://schemas.microsoft.com/office/word/2018/wordml" xmlns:w16du="http://schemas.microsoft.com/office/word/2023/wordml/word16du" xmlns:w16sdtdh="http://schemas.microsoft.com/office/word/2020/wordml/sdtdatahash" xmlns:w16sdtfl="http://schemas.microsoft.com/office/word/2024/wordml/sdtformatlock" xmlns:w16se="http://schemas.microsoft.com/office/word/2015/wordml/symex" xmlns:wpg="http://schemas.microsoft.com/office/word/2010/wordprocessingGroup" xmlns:wpi="http://schemas.microsoft.com/office/word/2010/wordprocessingInk" xmlns:wne="http://schemas.microsoft.com/office/word/2006/wordml" xmlns:wps="http://schemas.microsoft.com/office/word/2010/wordprocessingShape" mc:Ignorable="w14 w15 w16se w16cid w16 w16cex w16sdtdh w16sdtfl w16du wp14">
   <w:footnote w:type="separator" w:id="-1">
     <w:p>
       <w:pPr>
@@ -3001,7 +1645,7 @@
 </file>
 
 <file path=word/numbering.xml><?xml version="1.0" encoding="utf-8"?>
-<w:numbering xmlns:wpc="http://schemas.microsoft.com/office/word/2010/wordprocessingCanvas" xmlns:cx="http://schemas.microsoft.com/office/drawing/2014/chartex" xmlns:cx1="http://schemas.microsoft.com/office/drawing/2015/9/8/chartex" xmlns:cx2="http://schemas.microsoft.com/office/drawing/2015/10/21/chartex" xmlns:cx3="http://schemas.microsoft.com/office/drawing/2016/5/9/chartex" xmlns:cx4="http://schemas.microsoft.com/office/drawing/2016/5/10/chartex" xmlns:cx5="http://schemas.microsoft.com/office/drawing/2016/5/11/chartex" xmlns:cx6="http://schemas.microsoft.com/office/drawing/2016/5/12/chartex" xmlns:cx7="http://schemas.microsoft.com/office/drawing/2016/5/13/chartex" xmlns:cx8="http://schemas.microsoft.com/office/drawing/2016/5/14/chartex" xmlns:mc="http://schemas.openxmlformats.org/markup-compatibility/2006" xmlns:aink="http://schemas.microsoft.com/office/drawing/2016/ink" xmlns:am3d="http://schemas.microsoft.com/office/drawing/2017/model3d" xmlns:o="urn:schemas-microsoft-com:office:office" xmlns:oel="http://schemas.microsoft.com/office/2019/extlst" xmlns:r="http://schemas.openxmlformats.org/officeDocument/2006/relationships" xmlns:m="http://schemas.openxmlformats.org/officeDocument/2006/math" xmlns:v="urn:schemas-microsoft-com:vml" xmlns:wp14="http://schemas.microsoft.com/office/word/2010/wordprocessingDrawing" xmlns:wp="http://schemas.openxmlformats.org/drawingml/2006/wordprocessingDrawing" xmlns:w10="urn:schemas-microsoft-com:office:word" xmlns:w="http://schemas.openxmlformats.org/wordprocessingml/2006/main" xmlns:w14="http://schemas.microsoft.com/office/word/2010/wordml" xmlns:w15="http://schemas.microsoft.com/office/word/2012/wordml" xmlns:w16cex="http://schemas.microsoft.com/office/word/2018/wordml/cex" xmlns:w16cid="http://schemas.microsoft.com/office/word/2016/wordml/cid" xmlns:w16="http://schemas.microsoft.com/office/word/2018/wordml" xmlns:w16sdtdh="http://schemas.microsoft.com/office/word/2020/wordml/sdtdatahash" xmlns:w16se="http://schemas.microsoft.com/office/word/2015/wordml/symex" xmlns:wpg="http://schemas.microsoft.com/office/word/2010/wordprocessingGroup" xmlns:wpi="http://schemas.microsoft.com/office/word/2010/wordprocessingInk" xmlns:wne="http://schemas.microsoft.com/office/word/2006/wordml" xmlns:wps="http://schemas.microsoft.com/office/word/2010/wordprocessingShape" mc:Ignorable="w14 w15 w16se w16cid w16 w16cex w16sdtdh wp14">
+<w:numbering xmlns:wpc="http://schemas.microsoft.com/office/word/2010/wordprocessingCanvas" xmlns:cx="http://schemas.microsoft.com/office/drawing/2014/chartex" xmlns:cx1="http://schemas.microsoft.com/office/drawing/2015/9/8/chartex" xmlns:cx2="http://schemas.microsoft.com/office/drawing/2015/10/21/chartex" xmlns:cx3="http://schemas.microsoft.com/office/drawing/2016/5/9/chartex" xmlns:cx4="http://schemas.microsoft.com/office/drawing/2016/5/10/chartex" xmlns:cx5="http://schemas.microsoft.com/office/drawing/2016/5/11/chartex" xmlns:cx6="http://schemas.microsoft.com/office/drawing/2016/5/12/chartex" xmlns:cx7="http://schemas.microsoft.com/office/drawing/2016/5/13/chartex" xmlns:cx8="http://schemas.microsoft.com/office/drawing/2016/5/14/chartex" xmlns:mc="http://schemas.openxmlformats.org/markup-compatibility/2006" xmlns:aink="http://schemas.microsoft.com/office/drawing/2016/ink" xmlns:am3d="http://schemas.microsoft.com/office/drawing/2017/model3d" xmlns:o="urn:schemas-microsoft-com:office:office" xmlns:oel="http://schemas.microsoft.com/office/2019/extlst" xmlns:r="http://schemas.openxmlformats.org/officeDocument/2006/relationships" xmlns:m="http://schemas.openxmlformats.org/officeDocument/2006/math" xmlns:v="urn:schemas-microsoft-com:vml" xmlns:wp14="http://schemas.microsoft.com/office/word/2010/wordprocessingDrawing" xmlns:wp="http://schemas.openxmlformats.org/drawingml/2006/wordprocessingDrawing" xmlns:w10="urn:schemas-microsoft-com:office:word" xmlns:w="http://schemas.openxmlformats.org/wordprocessingml/2006/main" xmlns:w14="http://schemas.microsoft.com/office/word/2010/wordml" xmlns:w15="http://schemas.microsoft.com/office/word/2012/wordml" xmlns:w16cex="http://schemas.microsoft.com/office/word/2018/wordml/cex" xmlns:w16cid="http://schemas.microsoft.com/office/word/2016/wordml/cid" xmlns:w16="http://schemas.microsoft.com/office/word/2018/wordml" xmlns:w16du="http://schemas.microsoft.com/office/word/2023/wordml/word16du" xmlns:w16sdtdh="http://schemas.microsoft.com/office/word/2020/wordml/sdtdatahash" xmlns:w16sdtfl="http://schemas.microsoft.com/office/word/2024/wordml/sdtformatlock" xmlns:w16se="http://schemas.microsoft.com/office/word/2015/wordml/symex" xmlns:wpg="http://schemas.microsoft.com/office/word/2010/wordprocessingGroup" xmlns:wpi="http://schemas.microsoft.com/office/word/2010/wordprocessingInk" xmlns:wne="http://schemas.microsoft.com/office/word/2006/wordml" xmlns:wps="http://schemas.microsoft.com/office/word/2010/wordprocessingShape" mc:Ignorable="w14 w15 w16se w16cid w16 w16cex w16sdtdh w16sdtfl w16du wp14">
   <w:abstractNum w:abstractNumId="0" w15:restartNumberingAfterBreak="0">
     <w:nsid w:val="FFFFFF89"/>
     <w:multiLevelType w:val="singleLevel"/>
@@ -7725,7 +6369,7 @@
 </file>
 
 <file path=word/styles.xml><?xml version="1.0" encoding="utf-8"?>
-<w:styles xmlns:mc="http://schemas.openxmlformats.org/markup-compatibility/2006" xmlns:r="http://schemas.openxmlformats.org/officeDocument/2006/relationships" xmlns:w="http://schemas.openxmlformats.org/wordprocessingml/2006/main" xmlns:w14="http://schemas.microsoft.com/office/word/2010/wordml" xmlns:w15="http://schemas.microsoft.com/office/word/2012/wordml" xmlns:w16cex="http://schemas.microsoft.com/office/word/2018/wordml/cex" xmlns:w16cid="http://schemas.microsoft.com/office/word/2016/wordml/cid" xmlns:w16="http://schemas.microsoft.com/office/word/2018/wordml" xmlns:w16sdtdh="http://schemas.microsoft.com/office/word/2020/wordml/sdtdatahash" xmlns:w16se="http://schemas.microsoft.com/office/word/2015/wordml/symex" mc:Ignorable="w14 w15 w16se w16cid w16 w16cex w16sdtdh">
+<w:styles xmlns:mc="http://schemas.openxmlformats.org/markup-compatibility/2006" xmlns:r="http://schemas.openxmlformats.org/officeDocument/2006/relationships" xmlns:w="http://schemas.openxmlformats.org/wordprocessingml/2006/main" xmlns:w14="http://schemas.microsoft.com/office/word/2010/wordml" xmlns:w15="http://schemas.microsoft.com/office/word/2012/wordml" xmlns:w16cex="http://schemas.microsoft.com/office/word/2018/wordml/cex" xmlns:w16cid="http://schemas.microsoft.com/office/word/2016/wordml/cid" xmlns:w16="http://schemas.microsoft.com/office/word/2018/wordml" xmlns:w16du="http://schemas.microsoft.com/office/word/2023/wordml/word16du" xmlns:w16sdtdh="http://schemas.microsoft.com/office/word/2020/wordml/sdtdatahash" xmlns:w16sdtfl="http://schemas.microsoft.com/office/word/2024/wordml/sdtformatlock" xmlns:w16se="http://schemas.microsoft.com/office/word/2015/wordml/symex" mc:Ignorable="w14 w15 w16se w16cid w16 w16cex w16sdtdh w16sdtfl w16du">
   <w:docDefaults>
     <w:rPrDefault>
       <w:rPr>
